--- a/theory/Конспекты/lection_lessons.docx
+++ b/theory/Конспекты/lection_lessons.docx
@@ -20,7 +20,12 @@
         </w:rPr>
         <w:t xml:space="preserve">Оценка сложности алгоритмов.</w:t>
       </w:r>
-      <w:r/>
+      <w:r>
+        <w:rPr>
+          <w:highlight w:val="none"/>
+          <w:lang w:val="ru-RU"/>
+        </w:rPr>
+      </w:r>
     </w:p>
     <w:p>
       <w:pPr>
@@ -39,7 +44,12 @@
         </w:rPr>
         <w:t xml:space="preserve">Задача — некоторый вопрос, на который нужно найти (вычислить ответ).</w:t>
       </w:r>
-      <w:r/>
+      <w:r>
+        <w:rPr>
+          <w:highlight w:val="none"/>
+          <w:lang w:val="ru-RU"/>
+        </w:rPr>
+      </w:r>
     </w:p>
     <w:p>
       <w:pPr>
@@ -58,7 +68,12 @@
         </w:rPr>
         <w:t xml:space="preserve">Общая задача определяется:</w:t>
       </w:r>
-      <w:r/>
+      <w:r>
+        <w:rPr>
+          <w:highlight w:val="none"/>
+          <w:lang w:val="ru-RU"/>
+        </w:rPr>
+      </w:r>
     </w:p>
     <w:p>
       <w:pPr>
@@ -77,7 +92,12 @@
         </w:rPr>
         <w:t xml:space="preserve">1) Списком параметров — свободные переменные, конкретные значения которых не определены.</w:t>
       </w:r>
-      <w:r/>
+      <w:r>
+        <w:rPr>
+          <w:highlight w:val="none"/>
+          <w:lang w:val="ru-RU"/>
+        </w:rPr>
+      </w:r>
     </w:p>
     <w:p>
       <w:pPr>
@@ -96,7 +116,12 @@
         </w:rPr>
         <w:t xml:space="preserve">2) Формулировкой условий — свойства, которыми должен обладать ответ (решение) задачи. </w:t>
       </w:r>
-      <w:r/>
+      <w:r>
+        <w:rPr>
+          <w:highlight w:val="none"/>
+          <w:lang w:val="ru-RU"/>
+        </w:rPr>
+      </w:r>
     </w:p>
     <w:p>
       <w:pPr>
@@ -115,7 +140,12 @@
         </w:rPr>
         <w:t xml:space="preserve">Частная задача получается из общей фиксированием параметров.</w:t>
       </w:r>
-      <w:r/>
+      <w:r>
+        <w:rPr>
+          <w:highlight w:val="none"/>
+          <w:lang w:val="ru-RU"/>
+        </w:rPr>
+      </w:r>
     </w:p>
     <w:p>
       <w:pPr>
@@ -192,7 +222,12 @@
         </w:rPr>
         <w:t xml:space="preserve">), ...</w:t>
       </w:r>
-      <w:r/>
+      <w:r>
+        <w:rPr>
+          <w:highlight w:val="none"/>
+          <w:lang w:val="en-US"/>
+        </w:rPr>
+      </w:r>
     </w:p>
     <w:p>
       <w:pPr>
@@ -247,7 +282,12 @@
         </w:rPr>
         <w:t xml:space="preserve">), a &gt; 2</w:t>
       </w:r>
-      <w:r/>
+      <w:r>
+        <w:rPr>
+          <w:highlight w:val="none"/>
+          <w:lang w:val="en-US"/>
+        </w:rPr>
+      </w:r>
     </w:p>
     <w:p>
       <w:pPr>
@@ -266,7 +306,12 @@
         </w:rPr>
         <w:t xml:space="preserve">Сложность задачи — сложность самого простого, с точки зрения сложности, алгоритма решения данной задачи.</w:t>
       </w:r>
-      <w:r/>
+      <w:r>
+        <w:rPr>
+          <w:highlight w:val="none"/>
+          <w:lang w:val="ru-RU"/>
+        </w:rPr>
+      </w:r>
     </w:p>
     <w:p>
       <w:pPr>
@@ -305,7 +350,12 @@
         </w:rPr>
         <w:t xml:space="preserve">амкнут, полином от полинома остаётся полиномом.</w:t>
       </w:r>
-      <w:r/>
+      <w:r>
+        <w:rPr>
+          <w:highlight w:val="none"/>
+          <w:lang w:val="ru-RU"/>
+        </w:rPr>
+      </w:r>
     </w:p>
     <w:p>
       <w:pPr>
@@ -345,7 +395,12 @@
         </w:rPr>
         <w:t xml:space="preserve">произведение матриц, задача линейного программирования и т.д.</w:t>
       </w:r>
-      <w:r/>
+      <w:r>
+        <w:rPr>
+          <w:highlight w:val="none"/>
+          <w:lang w:val="ru-RU"/>
+        </w:rPr>
+      </w:r>
     </w:p>
     <w:p>
       <w:pPr>
@@ -449,6 +504,12 @@
           <w:lang w:val="en-US"/>
         </w:rPr>
       </w:r>
+      <w:r>
+        <w:rPr>
+          <w:highlight w:val="none"/>
+          <w:lang w:val="en-US"/>
+        </w:rPr>
+      </w:r>
     </w:p>
     <w:p>
       <w:pPr>
@@ -480,6 +541,12 @@
           <w:lang w:val="en-US"/>
         </w:rPr>
       </w:r>
+      <w:r>
+        <w:rPr>
+          <w:highlight w:val="none"/>
+          <w:lang w:val="ru-RU"/>
+        </w:rPr>
+      </w:r>
     </w:p>
     <w:p>
       <w:pPr>
@@ -501,7 +568,7 @@
       <w:r>
         <w:rPr>
           <w:highlight w:val="none"/>
-          <w:lang w:val="en-US" w:bidi="en-US"/>
+          <w:lang w:val="en-US"/>
         </w:rPr>
       </w:r>
       <w:r>
@@ -549,7 +616,12 @@
         </w:rPr>
         <w:t xml:space="preserve">недетерминированного вычислителя, например: многопроцессорная машина или машина Тьюринга, угадывающая, результат.</w:t>
       </w:r>
-      <w:r/>
+      <w:r>
+        <w:rPr>
+          <w:highlight w:val="none"/>
+          <w:lang w:val="ru-RU"/>
+        </w:rPr>
+      </w:r>
     </w:p>
     <w:p>
       <w:pPr>
@@ -568,7 +640,12 @@
         </w:rPr>
         <w:t xml:space="preserve">Если алгоритм использует в вычислениях числа, которые могут не помещаться в ячейку памяти, то сложность алгоритма возрастает. Например, задача проверки числа на простоту.</w:t>
       </w:r>
-      <w:r/>
+      <w:r>
+        <w:rPr>
+          <w:highlight w:val="none"/>
+          <w:lang w:val="ru-RU"/>
+        </w:rPr>
+      </w:r>
     </w:p>
     <w:p>
       <w:pPr>
@@ -607,6 +684,12 @@
           <w:lang w:val="ru-RU"/>
         </w:rPr>
       </w:r>
+      <w:r>
+        <w:rPr>
+          <w:highlight w:val="none"/>
+          <w:lang w:val="ru-RU"/>
+        </w:rPr>
+      </w:r>
     </w:p>
     <w:p>
       <w:pPr>
@@ -627,7 +710,7 @@
       <w:r>
         <w:rPr>
           <w:highlight w:val="none"/>
-          <w:lang w:val="ru-RU" w:bidi="ru-RU"/>
+          <w:lang w:val="ru-RU"/>
         </w:rPr>
       </w:r>
       <w:r>
@@ -668,7 +751,12 @@
         </w:rPr>
         <w:t xml:space="preserve">NP.</w:t>
       </w:r>
-      <w:r/>
+      <w:r>
+        <w:rPr>
+          <w:highlight w:val="none"/>
+          <w:lang w:val="en-US"/>
+        </w:rPr>
+      </w:r>
     </w:p>
     <w:p>
       <w:pPr>
@@ -701,7 +789,12 @@
         </w:rPr>
         <w:t xml:space="preserve">.</w:t>
       </w:r>
-      <w:r/>
+      <w:r>
+        <w:rPr>
+          <w:highlight w:val="none"/>
+          <w:lang w:val="ru-RU"/>
+        </w:rPr>
+      </w:r>
     </w:p>
     <w:p>
       <w:pPr>
@@ -720,7 +813,12 @@
         </w:rPr>
         <w:t xml:space="preserve">Словосочетание «Недетерминированный полиномиальный» объясняется двухшаговым алгоритмом:</w:t>
       </w:r>
-      <w:r/>
+      <w:r>
+        <w:rPr>
+          <w:highlight w:val="none"/>
+          <w:lang w:val="ru-RU"/>
+        </w:rPr>
+      </w:r>
     </w:p>
     <w:p>
       <w:pPr>
@@ -739,7 +837,12 @@
         </w:rPr>
         <w:t xml:space="preserve">1. Недетерминированный алгоритм генерирует ответ для такой задачи (угадывает решение).</w:t>
       </w:r>
-      <w:r/>
+      <w:r>
+        <w:rPr>
+          <w:highlight w:val="none"/>
+          <w:lang w:val="ru-RU"/>
+        </w:rPr>
+      </w:r>
     </w:p>
     <w:p>
       <w:pPr>
@@ -758,7 +861,12 @@
         </w:rPr>
         <w:t xml:space="preserve">2. Осуществляется проверка: является ли предложенный ответ действительно решением задачи.</w:t>
       </w:r>
-      <w:r/>
+      <w:r>
+        <w:rPr>
+          <w:highlight w:val="none"/>
+          <w:lang w:val="ru-RU"/>
+        </w:rPr>
+      </w:r>
     </w:p>
     <w:p>
       <w:pPr>
@@ -791,7 +899,12 @@
         </w:rPr>
         <w:t xml:space="preserve">NP.</w:t>
       </w:r>
-      <w:r/>
+      <w:r>
+        <w:rPr>
+          <w:highlight w:val="none"/>
+          <w:lang w:val="en-US"/>
+        </w:rPr>
+      </w:r>
     </w:p>
     <w:p>
       <w:pPr>
@@ -865,6 +978,12 @@
           <w:lang w:val="en-US"/>
         </w:rPr>
       </w:r>
+      <w:r>
+        <w:rPr>
+          <w:highlight w:val="none"/>
+          <w:lang w:val="ru-RU"/>
+        </w:rPr>
+      </w:r>
     </w:p>
     <w:p>
       <w:pPr>
@@ -896,24 +1015,6 @@
           <w:lang w:val="ru-RU"/>
         </w:rPr>
         <w:t xml:space="preserve"> в рамках существующей аксиоматики.</w:t>
-      </w:r>
-      <w:r>
-        <w:rPr>
-          <w:highlight w:val="none"/>
-          <w:lang w:val="ru-RU"/>
-        </w:rPr>
-      </w:r>
-      <w:r>
-        <w:rPr>
-          <w:highlight w:val="none"/>
-          <w:lang w:val="ru-RU" w:bidi="ru-RU"/>
-        </w:rPr>
-      </w:r>
-      <w:r>
-        <w:rPr>
-          <w:highlight w:val="none"/>
-          <w:lang w:val="ru-RU" w:bidi="ru-RU"/>
-        </w:rPr>
       </w:r>
       <w:r>
         <w:rPr>
@@ -993,6 +1094,12 @@
           <w:lang w:val="en-US"/>
         </w:rPr>
       </w:r>
+      <w:r>
+        <w:rPr>
+          <w:highlight w:val="none"/>
+          <w:lang w:val="ru-RU"/>
+        </w:rPr>
+      </w:r>
     </w:p>
     <w:p>
       <w:pPr>
@@ -1015,6 +1122,12 @@
         <w:rPr>
           <w:highlight w:val="none"/>
           <w:lang w:val="en-US"/>
+        </w:rPr>
+      </w:r>
+      <w:r>
+        <w:rPr>
+          <w:highlight w:val="none"/>
+          <w:lang w:val="en-US" w:bidi="en-US"/>
         </w:rPr>
       </w:r>
     </w:p>
@@ -1048,6 +1161,12 @@
           <w:lang w:val="en-US"/>
         </w:rPr>
       </w:r>
+      <w:r>
+        <w:rPr>
+          <w:highlight w:val="none"/>
+          <w:lang w:val="ru-RU"/>
+        </w:rPr>
+      </w:r>
     </w:p>
     <w:p>
       <w:pPr>
@@ -1077,6 +1196,12 @@
         <w:rPr>
           <w:highlight w:val="none"/>
           <w:lang w:val="en-US"/>
+        </w:rPr>
+      </w:r>
+      <w:r>
+        <w:rPr>
+          <w:highlight w:val="none"/>
+          <w:lang w:val="ru-RU"/>
         </w:rPr>
       </w:r>
     </w:p>
@@ -1117,6 +1242,12 @@
           <w:lang w:val="en-US"/>
         </w:rPr>
       </w:r>
+      <w:r>
+        <w:rPr>
+          <w:highlight w:val="none"/>
+          <w:lang w:val="ru-RU"/>
+        </w:rPr>
+      </w:r>
     </w:p>
     <w:p>
       <w:pPr>
@@ -1141,6 +1272,13 @@
           <w:lang w:val="en-US"/>
         </w:rPr>
         <w:t xml:space="preserve">NP</w:t>
+      </w:r>
+      <w:r>
+        <w:rPr>
+          <w:highlight w:val="none"/>
+          <w:lang w:val="ru-RU"/>
+        </w:rPr>
+        <w:t xml:space="preserve">.</w:t>
       </w:r>
       <w:r>
         <w:rPr>
@@ -1235,6 +1373,12 @@
           <w:lang w:val="en-US"/>
         </w:rPr>
       </w:r>
+      <w:r>
+        <w:rPr>
+          <w:highlight w:val="none"/>
+          <w:lang w:val="en-US"/>
+        </w:rPr>
+      </w:r>
     </w:p>
     <w:p>
       <w:pPr>
@@ -1308,6 +1452,12 @@
           <w:lang w:val="ru-RU"/>
         </w:rPr>
       </w:r>
+      <w:r>
+        <w:rPr>
+          <w:highlight w:val="none"/>
+          <w:lang w:val="en-US"/>
+        </w:rPr>
+      </w:r>
     </w:p>
     <w:p>
       <w:pPr>
@@ -1386,7 +1536,7 @@
       <w:r>
         <w:rPr>
           <w:highlight w:val="none"/>
-          <w:lang w:val="ru-RU" w:bidi="ru-RU"/>
+          <w:lang w:val="ru-RU"/>
         </w:rPr>
       </w:r>
       <w:r>
@@ -1417,6 +1567,12 @@
         <w:rPr>
           <w:highlight w:val="none"/>
           <w:lang w:val="en-US"/>
+        </w:rPr>
+      </w:r>
+      <w:r>
+        <w:rPr>
+          <w:highlight w:val="none"/>
+          <w:lang w:val="ru-RU"/>
         </w:rPr>
       </w:r>
     </w:p>
@@ -1455,6 +1611,12 @@
         <w:rPr>
           <w:highlight w:val="none"/>
           <w:lang w:val="en-US"/>
+        </w:rPr>
+      </w:r>
+      <w:r>
+        <w:rPr>
+          <w:highlight w:val="none"/>
+          <w:lang w:val="ru-RU"/>
         </w:rPr>
       </w:r>
     </w:p>
@@ -1523,6 +1685,12 @@
           <w:lang w:val="en-US"/>
         </w:rPr>
         <w:t xml:space="preserve">P.</w:t>
+      </w:r>
+      <w:r>
+        <w:rPr>
+          <w:highlight w:val="none"/>
+          <w:lang w:val="en-US"/>
+        </w:rPr>
       </w:r>
       <w:r>
         <w:rPr>
@@ -1610,6 +1778,56 @@
           <w:lang w:val="en-US"/>
         </w:rPr>
       </w:r>
+      <w:r>
+        <w:rPr>
+          <w:highlight w:val="none"/>
+          <w:lang w:val="en-US"/>
+        </w:rPr>
+      </w:r>
+      <w:r>
+        <w:rPr>
+          <w:b/>
+          <w:bCs/>
+          <w:highlight w:val="none"/>
+          <w:lang w:val="ru-RU"/>
+        </w:rPr>
+      </w:r>
+      <w:r>
+        <w:rPr>
+          <w:b/>
+          <w:bCs/>
+          <w:highlight w:val="none"/>
+          <w:lang w:val="ru-RU"/>
+        </w:rPr>
+      </w:r>
+      <w:r>
+        <w:rPr>
+          <w:highlight w:val="none"/>
+          <w:lang w:val="en-US"/>
+        </w:rPr>
+      </w:r>
+      <w:r>
+        <w:rPr>
+          <w:b w:val="0"/>
+          <w:bCs w:val="0"/>
+          <w:highlight w:val="none"/>
+          <w:lang w:val="ru-RU" w:bidi="ru-RU"/>
+        </w:rPr>
+      </w:r>
+      <w:r>
+        <w:rPr>
+          <w:b w:val="0"/>
+          <w:bCs w:val="0"/>
+          <w:highlight w:val="none"/>
+          <w:lang w:val="ru-RU" w:bidi="ru-RU"/>
+        </w:rPr>
+      </w:r>
+      <w:r>
+        <w:rPr>
+          <w:highlight w:val="none"/>
+          <w:lang w:val="en-US"/>
+        </w:rPr>
+      </w:r>
     </w:p>
     <w:sectPr>
       <w:footnotePr/>
@@ -1633,7 +1851,6 @@
         <w:ind/>
         <w:rPr/>
       </w:pPr>
-      <w:r/>
       <w:r>
         <w:separator/>
       </w:r>
@@ -1648,7 +1865,6 @@
         <w:ind/>
         <w:rPr/>
       </w:pPr>
-      <w:r/>
       <w:r>
         <w:continuationSeparator/>
       </w:r>
@@ -1668,7 +1884,6 @@
         <w:ind/>
         <w:rPr/>
       </w:pPr>
-      <w:r/>
       <w:r>
         <w:separator/>
       </w:r>
@@ -1683,7 +1898,6 @@
         <w:ind/>
         <w:rPr/>
       </w:pPr>
-      <w:r/>
       <w:r>
         <w:continuationSeparator/>
       </w:r>
@@ -1851,9 +2065,9 @@
     <w:lsdException w:name="Bibliography" w:uiPriority="37"/>
     <w:lsdException w:name="TOC Heading" w:uiPriority="39" w:qFormat="1"/>
   </w:latentStyles>
-  <w:style w:type="table" w:styleId="12">
+  <w:style w:type="table" w:styleId="701">
     <w:name w:val="Table Grid"/>
-    <w:basedOn w:val="665"/>
+    <w:basedOn w:val="887"/>
     <w:uiPriority w:val="59"/>
     <w:pPr>
       <w:pBdr/>
@@ -2050,9 +2264,9 @@
       </w:tcPr>
     </w:tblStylePr>
   </w:style>
-  <w:style w:type="table" w:styleId="13">
+  <w:style w:type="table" w:styleId="702">
     <w:name w:val="Table Grid Light"/>
-    <w:basedOn w:val="665"/>
+    <w:basedOn w:val="887"/>
     <w:uiPriority w:val="59"/>
     <w:pPr>
       <w:pBdr/>
@@ -2249,9 +2463,9 @@
       </w:tcPr>
     </w:tblStylePr>
   </w:style>
-  <w:style w:type="table" w:styleId="14">
+  <w:style w:type="table" w:styleId="703">
     <w:name w:val="Plain Table 1"/>
-    <w:basedOn w:val="665"/>
+    <w:basedOn w:val="887"/>
     <w:uiPriority w:val="59"/>
     <w:pPr>
       <w:pBdr/>
@@ -2474,9 +2688,9 @@
       </w:tcPr>
     </w:tblStylePr>
   </w:style>
-  <w:style w:type="table" w:styleId="15">
+  <w:style w:type="table" w:styleId="704">
     <w:name w:val="Plain Table 2"/>
-    <w:basedOn w:val="665"/>
+    <w:basedOn w:val="887"/>
     <w:uiPriority w:val="59"/>
     <w:pPr>
       <w:pBdr/>
@@ -2707,9 +2921,9 @@
       </w:tcPr>
     </w:tblStylePr>
   </w:style>
-  <w:style w:type="table" w:styleId="16">
+  <w:style w:type="table" w:styleId="705">
     <w:name w:val="Plain Table 3"/>
-    <w:basedOn w:val="665"/>
+    <w:basedOn w:val="887"/>
     <w:uiPriority w:val="99"/>
     <w:pPr>
       <w:pBdr/>
@@ -2937,9 +3151,9 @@
       </w:tcPr>
     </w:tblStylePr>
   </w:style>
-  <w:style w:type="table" w:styleId="17">
+  <w:style w:type="table" w:styleId="706">
     <w:name w:val="Plain Table 4"/>
-    <w:basedOn w:val="665"/>
+    <w:basedOn w:val="887"/>
     <w:uiPriority w:val="99"/>
     <w:pPr>
       <w:pBdr/>
@@ -3153,9 +3367,9 @@
       </w:tcPr>
     </w:tblStylePr>
   </w:style>
-  <w:style w:type="table" w:styleId="18">
+  <w:style w:type="table" w:styleId="707">
     <w:name w:val="Plain Table 5"/>
-    <w:basedOn w:val="665"/>
+    <w:basedOn w:val="887"/>
     <w:uiPriority w:val="99"/>
     <w:pPr>
       <w:pBdr/>
@@ -3386,9 +3600,9 @@
       </w:tcPr>
     </w:tblStylePr>
   </w:style>
-  <w:style w:type="table" w:styleId="19">
+  <w:style w:type="table" w:styleId="708">
     <w:name w:val="Grid Table 1 Light"/>
-    <w:basedOn w:val="665"/>
+    <w:basedOn w:val="887"/>
     <w:uiPriority w:val="99"/>
     <w:pPr>
       <w:pBdr/>
@@ -3609,9 +3823,9 @@
       </w:tcPr>
     </w:tblStylePr>
   </w:style>
-  <w:style w:type="table" w:styleId="20">
+  <w:style w:type="table" w:styleId="709">
     <w:name w:val="Grid Table 1 Light - Accent 1"/>
-    <w:basedOn w:val="665"/>
+    <w:basedOn w:val="887"/>
     <w:uiPriority w:val="99"/>
     <w:pPr>
       <w:pBdr/>
@@ -3832,9 +4046,9 @@
       </w:tcPr>
     </w:tblStylePr>
   </w:style>
-  <w:style w:type="table" w:styleId="21">
+  <w:style w:type="table" w:styleId="710">
     <w:name w:val="Grid Table 1 Light - Accent 2"/>
-    <w:basedOn w:val="665"/>
+    <w:basedOn w:val="887"/>
     <w:uiPriority w:val="99"/>
     <w:pPr>
       <w:pBdr/>
@@ -4055,9 +4269,9 @@
       </w:tcPr>
     </w:tblStylePr>
   </w:style>
-  <w:style w:type="table" w:styleId="22">
+  <w:style w:type="table" w:styleId="711">
     <w:name w:val="Grid Table 1 Light - Accent 3"/>
-    <w:basedOn w:val="665"/>
+    <w:basedOn w:val="887"/>
     <w:uiPriority w:val="99"/>
     <w:pPr>
       <w:pBdr/>
@@ -4278,9 +4492,9 @@
       </w:tcPr>
     </w:tblStylePr>
   </w:style>
-  <w:style w:type="table" w:styleId="23">
+  <w:style w:type="table" w:styleId="712">
     <w:name w:val="Grid Table 1 Light - Accent 4"/>
-    <w:basedOn w:val="665"/>
+    <w:basedOn w:val="887"/>
     <w:uiPriority w:val="99"/>
     <w:pPr>
       <w:pBdr/>
@@ -4501,9 +4715,9 @@
       </w:tcPr>
     </w:tblStylePr>
   </w:style>
-  <w:style w:type="table" w:styleId="24">
+  <w:style w:type="table" w:styleId="713">
     <w:name w:val="Grid Table 1 Light - Accent 5"/>
-    <w:basedOn w:val="665"/>
+    <w:basedOn w:val="887"/>
     <w:uiPriority w:val="99"/>
     <w:pPr>
       <w:pBdr/>
@@ -4724,9 +4938,9 @@
       </w:tcPr>
     </w:tblStylePr>
   </w:style>
-  <w:style w:type="table" w:styleId="25">
+  <w:style w:type="table" w:styleId="714">
     <w:name w:val="Grid Table 1 Light - Accent 6"/>
-    <w:basedOn w:val="665"/>
+    <w:basedOn w:val="887"/>
     <w:uiPriority w:val="99"/>
     <w:pPr>
       <w:pBdr/>
@@ -4947,9 +5161,9 @@
       </w:tcPr>
     </w:tblStylePr>
   </w:style>
-  <w:style w:type="table" w:styleId="26">
+  <w:style w:type="table" w:styleId="715">
     <w:name w:val="Grid Table 2"/>
-    <w:basedOn w:val="665"/>
+    <w:basedOn w:val="887"/>
     <w:uiPriority w:val="99"/>
     <w:pPr>
       <w:pBdr/>
@@ -5179,9 +5393,9 @@
       </w:tcPr>
     </w:tblStylePr>
   </w:style>
-  <w:style w:type="table" w:styleId="27">
+  <w:style w:type="table" w:styleId="716">
     <w:name w:val="Grid Table 2 - Accent 1"/>
-    <w:basedOn w:val="665"/>
+    <w:basedOn w:val="887"/>
     <w:uiPriority w:val="99"/>
     <w:pPr>
       <w:pBdr/>
@@ -5411,9 +5625,9 @@
       </w:tcPr>
     </w:tblStylePr>
   </w:style>
-  <w:style w:type="table" w:styleId="28">
+  <w:style w:type="table" w:styleId="717">
     <w:name w:val="Grid Table 2 - Accent 2"/>
-    <w:basedOn w:val="665"/>
+    <w:basedOn w:val="887"/>
     <w:uiPriority w:val="99"/>
     <w:pPr>
       <w:pBdr/>
@@ -5643,9 +5857,9 @@
       </w:tcPr>
     </w:tblStylePr>
   </w:style>
-  <w:style w:type="table" w:styleId="29">
+  <w:style w:type="table" w:styleId="718">
     <w:name w:val="Grid Table 2 - Accent 3"/>
-    <w:basedOn w:val="665"/>
+    <w:basedOn w:val="887"/>
     <w:uiPriority w:val="99"/>
     <w:pPr>
       <w:pBdr/>
@@ -5875,9 +6089,9 @@
       </w:tcPr>
     </w:tblStylePr>
   </w:style>
-  <w:style w:type="table" w:styleId="30">
+  <w:style w:type="table" w:styleId="719">
     <w:name w:val="Grid Table 2 - Accent 4"/>
-    <w:basedOn w:val="665"/>
+    <w:basedOn w:val="887"/>
     <w:uiPriority w:val="99"/>
     <w:pPr>
       <w:pBdr/>
@@ -6107,9 +6321,9 @@
       </w:tcPr>
     </w:tblStylePr>
   </w:style>
-  <w:style w:type="table" w:styleId="31">
+  <w:style w:type="table" w:styleId="720">
     <w:name w:val="Grid Table 2 - Accent 5"/>
-    <w:basedOn w:val="665"/>
+    <w:basedOn w:val="887"/>
     <w:uiPriority w:val="99"/>
     <w:pPr>
       <w:pBdr/>
@@ -6339,9 +6553,9 @@
       </w:tcPr>
     </w:tblStylePr>
   </w:style>
-  <w:style w:type="table" w:styleId="32">
+  <w:style w:type="table" w:styleId="721">
     <w:name w:val="Grid Table 2 - Accent 6"/>
-    <w:basedOn w:val="665"/>
+    <w:basedOn w:val="887"/>
     <w:uiPriority w:val="99"/>
     <w:pPr>
       <w:pBdr/>
@@ -6571,9 +6785,9 @@
       </w:tcPr>
     </w:tblStylePr>
   </w:style>
-  <w:style w:type="table" w:styleId="33">
+  <w:style w:type="table" w:styleId="722">
     <w:name w:val="Grid Table 3"/>
-    <w:basedOn w:val="665"/>
+    <w:basedOn w:val="887"/>
     <w:uiPriority w:val="99"/>
     <w:pPr>
       <w:pBdr/>
@@ -6672,29 +6886,6 @@
         <w:tblBorders/>
       </w:tblPr>
       <w:tcPr>
-        <w:shd w:color="ffffff"/>
-        <w:tcBorders>
-          <w:top w:val="none" w:color="000000" w:sz="4" w:space="0"/>
-          <w:left w:val="none" w:color="000000" w:sz="4" w:space="0"/>
-          <w:bottom w:val="none" w:color="000000" w:sz="4" w:space="0"/>
-          <w:right w:val="none" w:color="000000" w:sz="4" w:space="0"/>
-        </w:tcBorders>
-      </w:tcPr>
-    </w:tblStylePr>
-    <w:tblStylePr w:type="firstRow">
-      <w:rPr>
-        <w:b/>
-        <w:color w:val="404040"/>
-      </w:rPr>
-      <w:pPr>
-        <w:pBdr/>
-        <w:spacing/>
-        <w:ind/>
-      </w:pPr>
-      <w:tblPr>
-        <w:tblBorders/>
-      </w:tblPr>
-      <w:tcPr>
         <w:shd w:val="clear" w:color="ffffff"/>
         <w:tcBorders>
           <w:top w:val="none" w:color="000000" w:sz="4" w:space="0"/>
@@ -6704,30 +6895,7 @@
         </w:tcBorders>
       </w:tcPr>
     </w:tblStylePr>
-    <w:tblStylePr w:type="lastCol">
-      <w:rPr>
-        <w:i/>
-        <w:color w:val="404040"/>
-      </w:rPr>
-      <w:pPr>
-        <w:pBdr/>
-        <w:spacing/>
-        <w:ind/>
-      </w:pPr>
-      <w:tblPr>
-        <w:tblBorders/>
-      </w:tblPr>
-      <w:tcPr>
-        <w:shd w:color="ffffff"/>
-        <w:tcBorders>
-          <w:top w:val="none" w:color="000000" w:sz="4" w:space="0"/>
-          <w:left w:val="none" w:color="000000" w:sz="4" w:space="0"/>
-          <w:bottom w:val="none" w:color="000000" w:sz="4" w:space="0"/>
-          <w:right w:val="none" w:color="000000" w:sz="4" w:space="0"/>
-        </w:tcBorders>
-      </w:tcPr>
-    </w:tblStylePr>
-    <w:tblStylePr w:type="lastRow">
+    <w:tblStylePr w:type="firstRow">
       <w:rPr>
         <w:b/>
         <w:color w:val="404040"/>
@@ -6750,6 +6918,52 @@
         </w:tcBorders>
       </w:tcPr>
     </w:tblStylePr>
+    <w:tblStylePr w:type="lastCol">
+      <w:rPr>
+        <w:i/>
+        <w:color w:val="404040"/>
+      </w:rPr>
+      <w:pPr>
+        <w:pBdr/>
+        <w:spacing/>
+        <w:ind/>
+      </w:pPr>
+      <w:tblPr>
+        <w:tblBorders/>
+      </w:tblPr>
+      <w:tcPr>
+        <w:shd w:val="clear" w:color="ffffff"/>
+        <w:tcBorders>
+          <w:top w:val="none" w:color="000000" w:sz="4" w:space="0"/>
+          <w:left w:val="none" w:color="000000" w:sz="4" w:space="0"/>
+          <w:bottom w:val="none" w:color="000000" w:sz="4" w:space="0"/>
+          <w:right w:val="none" w:color="000000" w:sz="4" w:space="0"/>
+        </w:tcBorders>
+      </w:tcPr>
+    </w:tblStylePr>
+    <w:tblStylePr w:type="lastRow">
+      <w:rPr>
+        <w:b/>
+        <w:color w:val="404040"/>
+      </w:rPr>
+      <w:pPr>
+        <w:pBdr/>
+        <w:spacing/>
+        <w:ind/>
+      </w:pPr>
+      <w:tblPr>
+        <w:tblBorders/>
+      </w:tblPr>
+      <w:tcPr>
+        <w:shd w:val="clear" w:color="ffffff"/>
+        <w:tcBorders>
+          <w:top w:val="none" w:color="000000" w:sz="4" w:space="0"/>
+          <w:left w:val="none" w:color="000000" w:sz="4" w:space="0"/>
+          <w:bottom w:val="none" w:color="000000" w:sz="4" w:space="0"/>
+          <w:right w:val="none" w:color="000000" w:sz="4" w:space="0"/>
+        </w:tcBorders>
+      </w:tcPr>
+    </w:tblStylePr>
     <w:tblStylePr w:type="nwCell">
       <w:pPr>
         <w:pBdr/>
@@ -6816,9 +7030,9 @@
       </w:tcPr>
     </w:tblStylePr>
   </w:style>
-  <w:style w:type="table" w:styleId="34">
+  <w:style w:type="table" w:styleId="723">
     <w:name w:val="Grid Table 3 - Accent 1"/>
-    <w:basedOn w:val="665"/>
+    <w:basedOn w:val="887"/>
     <w:uiPriority w:val="99"/>
     <w:pPr>
       <w:pBdr/>
@@ -6917,29 +7131,6 @@
         <w:tblBorders/>
       </w:tblPr>
       <w:tcPr>
-        <w:shd w:color="ffffff"/>
-        <w:tcBorders>
-          <w:top w:val="none" w:color="000000" w:sz="4" w:space="0"/>
-          <w:left w:val="none" w:color="000000" w:sz="4" w:space="0"/>
-          <w:bottom w:val="none" w:color="000000" w:sz="4" w:space="0"/>
-          <w:right w:val="none" w:color="000000" w:sz="4" w:space="0"/>
-        </w:tcBorders>
-      </w:tcPr>
-    </w:tblStylePr>
-    <w:tblStylePr w:type="firstRow">
-      <w:rPr>
-        <w:b/>
-        <w:color w:val="404040"/>
-      </w:rPr>
-      <w:pPr>
-        <w:pBdr/>
-        <w:spacing/>
-        <w:ind/>
-      </w:pPr>
-      <w:tblPr>
-        <w:tblBorders/>
-      </w:tblPr>
-      <w:tcPr>
         <w:shd w:val="clear" w:color="ffffff"/>
         <w:tcBorders>
           <w:top w:val="none" w:color="000000" w:sz="4" w:space="0"/>
@@ -6949,30 +7140,7 @@
         </w:tcBorders>
       </w:tcPr>
     </w:tblStylePr>
-    <w:tblStylePr w:type="lastCol">
-      <w:rPr>
-        <w:i/>
-        <w:color w:val="404040"/>
-      </w:rPr>
-      <w:pPr>
-        <w:pBdr/>
-        <w:spacing/>
-        <w:ind/>
-      </w:pPr>
-      <w:tblPr>
-        <w:tblBorders/>
-      </w:tblPr>
-      <w:tcPr>
-        <w:shd w:color="ffffff"/>
-        <w:tcBorders>
-          <w:top w:val="none" w:color="000000" w:sz="4" w:space="0"/>
-          <w:left w:val="none" w:color="000000" w:sz="4" w:space="0"/>
-          <w:bottom w:val="none" w:color="000000" w:sz="4" w:space="0"/>
-          <w:right w:val="none" w:color="000000" w:sz="4" w:space="0"/>
-        </w:tcBorders>
-      </w:tcPr>
-    </w:tblStylePr>
-    <w:tblStylePr w:type="lastRow">
+    <w:tblStylePr w:type="firstRow">
       <w:rPr>
         <w:b/>
         <w:color w:val="404040"/>
@@ -6995,6 +7163,52 @@
         </w:tcBorders>
       </w:tcPr>
     </w:tblStylePr>
+    <w:tblStylePr w:type="lastCol">
+      <w:rPr>
+        <w:i/>
+        <w:color w:val="404040"/>
+      </w:rPr>
+      <w:pPr>
+        <w:pBdr/>
+        <w:spacing/>
+        <w:ind/>
+      </w:pPr>
+      <w:tblPr>
+        <w:tblBorders/>
+      </w:tblPr>
+      <w:tcPr>
+        <w:shd w:val="clear" w:color="ffffff"/>
+        <w:tcBorders>
+          <w:top w:val="none" w:color="000000" w:sz="4" w:space="0"/>
+          <w:left w:val="none" w:color="000000" w:sz="4" w:space="0"/>
+          <w:bottom w:val="none" w:color="000000" w:sz="4" w:space="0"/>
+          <w:right w:val="none" w:color="000000" w:sz="4" w:space="0"/>
+        </w:tcBorders>
+      </w:tcPr>
+    </w:tblStylePr>
+    <w:tblStylePr w:type="lastRow">
+      <w:rPr>
+        <w:b/>
+        <w:color w:val="404040"/>
+      </w:rPr>
+      <w:pPr>
+        <w:pBdr/>
+        <w:spacing/>
+        <w:ind/>
+      </w:pPr>
+      <w:tblPr>
+        <w:tblBorders/>
+      </w:tblPr>
+      <w:tcPr>
+        <w:shd w:val="clear" w:color="ffffff"/>
+        <w:tcBorders>
+          <w:top w:val="none" w:color="000000" w:sz="4" w:space="0"/>
+          <w:left w:val="none" w:color="000000" w:sz="4" w:space="0"/>
+          <w:bottom w:val="none" w:color="000000" w:sz="4" w:space="0"/>
+          <w:right w:val="none" w:color="000000" w:sz="4" w:space="0"/>
+        </w:tcBorders>
+      </w:tcPr>
+    </w:tblStylePr>
     <w:tblStylePr w:type="nwCell">
       <w:pPr>
         <w:pBdr/>
@@ -7061,9 +7275,9 @@
       </w:tcPr>
     </w:tblStylePr>
   </w:style>
-  <w:style w:type="table" w:styleId="35">
+  <w:style w:type="table" w:styleId="724">
     <w:name w:val="Grid Table 3 - Accent 2"/>
-    <w:basedOn w:val="665"/>
+    <w:basedOn w:val="887"/>
     <w:uiPriority w:val="99"/>
     <w:pPr>
       <w:pBdr/>
@@ -7162,29 +7376,6 @@
         <w:tblBorders/>
       </w:tblPr>
       <w:tcPr>
-        <w:shd w:color="ffffff"/>
-        <w:tcBorders>
-          <w:top w:val="none" w:color="000000" w:sz="4" w:space="0"/>
-          <w:left w:val="none" w:color="000000" w:sz="4" w:space="0"/>
-          <w:bottom w:val="none" w:color="000000" w:sz="4" w:space="0"/>
-          <w:right w:val="none" w:color="000000" w:sz="4" w:space="0"/>
-        </w:tcBorders>
-      </w:tcPr>
-    </w:tblStylePr>
-    <w:tblStylePr w:type="firstRow">
-      <w:rPr>
-        <w:b/>
-        <w:color w:val="404040"/>
-      </w:rPr>
-      <w:pPr>
-        <w:pBdr/>
-        <w:spacing/>
-        <w:ind/>
-      </w:pPr>
-      <w:tblPr>
-        <w:tblBorders/>
-      </w:tblPr>
-      <w:tcPr>
         <w:shd w:val="clear" w:color="ffffff"/>
         <w:tcBorders>
           <w:top w:val="none" w:color="000000" w:sz="4" w:space="0"/>
@@ -7194,30 +7385,7 @@
         </w:tcBorders>
       </w:tcPr>
     </w:tblStylePr>
-    <w:tblStylePr w:type="lastCol">
-      <w:rPr>
-        <w:i/>
-        <w:color w:val="404040"/>
-      </w:rPr>
-      <w:pPr>
-        <w:pBdr/>
-        <w:spacing/>
-        <w:ind/>
-      </w:pPr>
-      <w:tblPr>
-        <w:tblBorders/>
-      </w:tblPr>
-      <w:tcPr>
-        <w:shd w:color="ffffff"/>
-        <w:tcBorders>
-          <w:top w:val="none" w:color="000000" w:sz="4" w:space="0"/>
-          <w:left w:val="none" w:color="000000" w:sz="4" w:space="0"/>
-          <w:bottom w:val="none" w:color="000000" w:sz="4" w:space="0"/>
-          <w:right w:val="none" w:color="000000" w:sz="4" w:space="0"/>
-        </w:tcBorders>
-      </w:tcPr>
-    </w:tblStylePr>
-    <w:tblStylePr w:type="lastRow">
+    <w:tblStylePr w:type="firstRow">
       <w:rPr>
         <w:b/>
         <w:color w:val="404040"/>
@@ -7240,6 +7408,52 @@
         </w:tcBorders>
       </w:tcPr>
     </w:tblStylePr>
+    <w:tblStylePr w:type="lastCol">
+      <w:rPr>
+        <w:i/>
+        <w:color w:val="404040"/>
+      </w:rPr>
+      <w:pPr>
+        <w:pBdr/>
+        <w:spacing/>
+        <w:ind/>
+      </w:pPr>
+      <w:tblPr>
+        <w:tblBorders/>
+      </w:tblPr>
+      <w:tcPr>
+        <w:shd w:val="clear" w:color="ffffff"/>
+        <w:tcBorders>
+          <w:top w:val="none" w:color="000000" w:sz="4" w:space="0"/>
+          <w:left w:val="none" w:color="000000" w:sz="4" w:space="0"/>
+          <w:bottom w:val="none" w:color="000000" w:sz="4" w:space="0"/>
+          <w:right w:val="none" w:color="000000" w:sz="4" w:space="0"/>
+        </w:tcBorders>
+      </w:tcPr>
+    </w:tblStylePr>
+    <w:tblStylePr w:type="lastRow">
+      <w:rPr>
+        <w:b/>
+        <w:color w:val="404040"/>
+      </w:rPr>
+      <w:pPr>
+        <w:pBdr/>
+        <w:spacing/>
+        <w:ind/>
+      </w:pPr>
+      <w:tblPr>
+        <w:tblBorders/>
+      </w:tblPr>
+      <w:tcPr>
+        <w:shd w:val="clear" w:color="ffffff"/>
+        <w:tcBorders>
+          <w:top w:val="none" w:color="000000" w:sz="4" w:space="0"/>
+          <w:left w:val="none" w:color="000000" w:sz="4" w:space="0"/>
+          <w:bottom w:val="none" w:color="000000" w:sz="4" w:space="0"/>
+          <w:right w:val="none" w:color="000000" w:sz="4" w:space="0"/>
+        </w:tcBorders>
+      </w:tcPr>
+    </w:tblStylePr>
     <w:tblStylePr w:type="nwCell">
       <w:pPr>
         <w:pBdr/>
@@ -7306,9 +7520,9 @@
       </w:tcPr>
     </w:tblStylePr>
   </w:style>
-  <w:style w:type="table" w:styleId="36">
+  <w:style w:type="table" w:styleId="725">
     <w:name w:val="Grid Table 3 - Accent 3"/>
-    <w:basedOn w:val="665"/>
+    <w:basedOn w:val="887"/>
     <w:uiPriority w:val="99"/>
     <w:pPr>
       <w:pBdr/>
@@ -7407,29 +7621,6 @@
         <w:tblBorders/>
       </w:tblPr>
       <w:tcPr>
-        <w:shd w:color="ffffff"/>
-        <w:tcBorders>
-          <w:top w:val="none" w:color="000000" w:sz="4" w:space="0"/>
-          <w:left w:val="none" w:color="000000" w:sz="4" w:space="0"/>
-          <w:bottom w:val="none" w:color="000000" w:sz="4" w:space="0"/>
-          <w:right w:val="none" w:color="000000" w:sz="4" w:space="0"/>
-        </w:tcBorders>
-      </w:tcPr>
-    </w:tblStylePr>
-    <w:tblStylePr w:type="firstRow">
-      <w:rPr>
-        <w:b/>
-        <w:color w:val="404040"/>
-      </w:rPr>
-      <w:pPr>
-        <w:pBdr/>
-        <w:spacing/>
-        <w:ind/>
-      </w:pPr>
-      <w:tblPr>
-        <w:tblBorders/>
-      </w:tblPr>
-      <w:tcPr>
         <w:shd w:val="clear" w:color="ffffff"/>
         <w:tcBorders>
           <w:top w:val="none" w:color="000000" w:sz="4" w:space="0"/>
@@ -7439,30 +7630,7 @@
         </w:tcBorders>
       </w:tcPr>
     </w:tblStylePr>
-    <w:tblStylePr w:type="lastCol">
-      <w:rPr>
-        <w:i/>
-        <w:color w:val="404040"/>
-      </w:rPr>
-      <w:pPr>
-        <w:pBdr/>
-        <w:spacing/>
-        <w:ind/>
-      </w:pPr>
-      <w:tblPr>
-        <w:tblBorders/>
-      </w:tblPr>
-      <w:tcPr>
-        <w:shd w:color="ffffff"/>
-        <w:tcBorders>
-          <w:top w:val="none" w:color="000000" w:sz="4" w:space="0"/>
-          <w:left w:val="none" w:color="000000" w:sz="4" w:space="0"/>
-          <w:bottom w:val="none" w:color="000000" w:sz="4" w:space="0"/>
-          <w:right w:val="none" w:color="000000" w:sz="4" w:space="0"/>
-        </w:tcBorders>
-      </w:tcPr>
-    </w:tblStylePr>
-    <w:tblStylePr w:type="lastRow">
+    <w:tblStylePr w:type="firstRow">
       <w:rPr>
         <w:b/>
         <w:color w:val="404040"/>
@@ -7485,6 +7653,52 @@
         </w:tcBorders>
       </w:tcPr>
     </w:tblStylePr>
+    <w:tblStylePr w:type="lastCol">
+      <w:rPr>
+        <w:i/>
+        <w:color w:val="404040"/>
+      </w:rPr>
+      <w:pPr>
+        <w:pBdr/>
+        <w:spacing/>
+        <w:ind/>
+      </w:pPr>
+      <w:tblPr>
+        <w:tblBorders/>
+      </w:tblPr>
+      <w:tcPr>
+        <w:shd w:val="clear" w:color="ffffff"/>
+        <w:tcBorders>
+          <w:top w:val="none" w:color="000000" w:sz="4" w:space="0"/>
+          <w:left w:val="none" w:color="000000" w:sz="4" w:space="0"/>
+          <w:bottom w:val="none" w:color="000000" w:sz="4" w:space="0"/>
+          <w:right w:val="none" w:color="000000" w:sz="4" w:space="0"/>
+        </w:tcBorders>
+      </w:tcPr>
+    </w:tblStylePr>
+    <w:tblStylePr w:type="lastRow">
+      <w:rPr>
+        <w:b/>
+        <w:color w:val="404040"/>
+      </w:rPr>
+      <w:pPr>
+        <w:pBdr/>
+        <w:spacing/>
+        <w:ind/>
+      </w:pPr>
+      <w:tblPr>
+        <w:tblBorders/>
+      </w:tblPr>
+      <w:tcPr>
+        <w:shd w:val="clear" w:color="ffffff"/>
+        <w:tcBorders>
+          <w:top w:val="none" w:color="000000" w:sz="4" w:space="0"/>
+          <w:left w:val="none" w:color="000000" w:sz="4" w:space="0"/>
+          <w:bottom w:val="none" w:color="000000" w:sz="4" w:space="0"/>
+          <w:right w:val="none" w:color="000000" w:sz="4" w:space="0"/>
+        </w:tcBorders>
+      </w:tcPr>
+    </w:tblStylePr>
     <w:tblStylePr w:type="nwCell">
       <w:pPr>
         <w:pBdr/>
@@ -7551,9 +7765,9 @@
       </w:tcPr>
     </w:tblStylePr>
   </w:style>
-  <w:style w:type="table" w:styleId="37">
+  <w:style w:type="table" w:styleId="726">
     <w:name w:val="Grid Table 3 - Accent 4"/>
-    <w:basedOn w:val="665"/>
+    <w:basedOn w:val="887"/>
     <w:uiPriority w:val="99"/>
     <w:pPr>
       <w:pBdr/>
@@ -7652,29 +7866,6 @@
         <w:tblBorders/>
       </w:tblPr>
       <w:tcPr>
-        <w:shd w:color="ffffff"/>
-        <w:tcBorders>
-          <w:top w:val="none" w:color="000000" w:sz="4" w:space="0"/>
-          <w:left w:val="none" w:color="000000" w:sz="4" w:space="0"/>
-          <w:bottom w:val="none" w:color="000000" w:sz="4" w:space="0"/>
-          <w:right w:val="none" w:color="000000" w:sz="4" w:space="0"/>
-        </w:tcBorders>
-      </w:tcPr>
-    </w:tblStylePr>
-    <w:tblStylePr w:type="firstRow">
-      <w:rPr>
-        <w:b/>
-        <w:color w:val="404040"/>
-      </w:rPr>
-      <w:pPr>
-        <w:pBdr/>
-        <w:spacing/>
-        <w:ind/>
-      </w:pPr>
-      <w:tblPr>
-        <w:tblBorders/>
-      </w:tblPr>
-      <w:tcPr>
         <w:shd w:val="clear" w:color="ffffff"/>
         <w:tcBorders>
           <w:top w:val="none" w:color="000000" w:sz="4" w:space="0"/>
@@ -7684,30 +7875,7 @@
         </w:tcBorders>
       </w:tcPr>
     </w:tblStylePr>
-    <w:tblStylePr w:type="lastCol">
-      <w:rPr>
-        <w:i/>
-        <w:color w:val="404040"/>
-      </w:rPr>
-      <w:pPr>
-        <w:pBdr/>
-        <w:spacing/>
-        <w:ind/>
-      </w:pPr>
-      <w:tblPr>
-        <w:tblBorders/>
-      </w:tblPr>
-      <w:tcPr>
-        <w:shd w:color="ffffff"/>
-        <w:tcBorders>
-          <w:top w:val="none" w:color="000000" w:sz="4" w:space="0"/>
-          <w:left w:val="none" w:color="000000" w:sz="4" w:space="0"/>
-          <w:bottom w:val="none" w:color="000000" w:sz="4" w:space="0"/>
-          <w:right w:val="none" w:color="000000" w:sz="4" w:space="0"/>
-        </w:tcBorders>
-      </w:tcPr>
-    </w:tblStylePr>
-    <w:tblStylePr w:type="lastRow">
+    <w:tblStylePr w:type="firstRow">
       <w:rPr>
         <w:b/>
         <w:color w:val="404040"/>
@@ -7730,6 +7898,52 @@
         </w:tcBorders>
       </w:tcPr>
     </w:tblStylePr>
+    <w:tblStylePr w:type="lastCol">
+      <w:rPr>
+        <w:i/>
+        <w:color w:val="404040"/>
+      </w:rPr>
+      <w:pPr>
+        <w:pBdr/>
+        <w:spacing/>
+        <w:ind/>
+      </w:pPr>
+      <w:tblPr>
+        <w:tblBorders/>
+      </w:tblPr>
+      <w:tcPr>
+        <w:shd w:val="clear" w:color="ffffff"/>
+        <w:tcBorders>
+          <w:top w:val="none" w:color="000000" w:sz="4" w:space="0"/>
+          <w:left w:val="none" w:color="000000" w:sz="4" w:space="0"/>
+          <w:bottom w:val="none" w:color="000000" w:sz="4" w:space="0"/>
+          <w:right w:val="none" w:color="000000" w:sz="4" w:space="0"/>
+        </w:tcBorders>
+      </w:tcPr>
+    </w:tblStylePr>
+    <w:tblStylePr w:type="lastRow">
+      <w:rPr>
+        <w:b/>
+        <w:color w:val="404040"/>
+      </w:rPr>
+      <w:pPr>
+        <w:pBdr/>
+        <w:spacing/>
+        <w:ind/>
+      </w:pPr>
+      <w:tblPr>
+        <w:tblBorders/>
+      </w:tblPr>
+      <w:tcPr>
+        <w:shd w:val="clear" w:color="ffffff"/>
+        <w:tcBorders>
+          <w:top w:val="none" w:color="000000" w:sz="4" w:space="0"/>
+          <w:left w:val="none" w:color="000000" w:sz="4" w:space="0"/>
+          <w:bottom w:val="none" w:color="000000" w:sz="4" w:space="0"/>
+          <w:right w:val="none" w:color="000000" w:sz="4" w:space="0"/>
+        </w:tcBorders>
+      </w:tcPr>
+    </w:tblStylePr>
     <w:tblStylePr w:type="nwCell">
       <w:pPr>
         <w:pBdr/>
@@ -7796,9 +8010,9 @@
       </w:tcPr>
     </w:tblStylePr>
   </w:style>
-  <w:style w:type="table" w:styleId="38">
+  <w:style w:type="table" w:styleId="727">
     <w:name w:val="Grid Table 3 - Accent 5"/>
-    <w:basedOn w:val="665"/>
+    <w:basedOn w:val="887"/>
     <w:uiPriority w:val="99"/>
     <w:pPr>
       <w:pBdr/>
@@ -7897,29 +8111,6 @@
         <w:tblBorders/>
       </w:tblPr>
       <w:tcPr>
-        <w:shd w:color="ffffff"/>
-        <w:tcBorders>
-          <w:top w:val="none" w:color="000000" w:sz="4" w:space="0"/>
-          <w:left w:val="none" w:color="000000" w:sz="4" w:space="0"/>
-          <w:bottom w:val="none" w:color="000000" w:sz="4" w:space="0"/>
-          <w:right w:val="none" w:color="000000" w:sz="4" w:space="0"/>
-        </w:tcBorders>
-      </w:tcPr>
-    </w:tblStylePr>
-    <w:tblStylePr w:type="firstRow">
-      <w:rPr>
-        <w:b/>
-        <w:color w:val="404040"/>
-      </w:rPr>
-      <w:pPr>
-        <w:pBdr/>
-        <w:spacing/>
-        <w:ind/>
-      </w:pPr>
-      <w:tblPr>
-        <w:tblBorders/>
-      </w:tblPr>
-      <w:tcPr>
         <w:shd w:val="clear" w:color="ffffff"/>
         <w:tcBorders>
           <w:top w:val="none" w:color="000000" w:sz="4" w:space="0"/>
@@ -7929,30 +8120,7 @@
         </w:tcBorders>
       </w:tcPr>
     </w:tblStylePr>
-    <w:tblStylePr w:type="lastCol">
-      <w:rPr>
-        <w:i/>
-        <w:color w:val="404040"/>
-      </w:rPr>
-      <w:pPr>
-        <w:pBdr/>
-        <w:spacing/>
-        <w:ind/>
-      </w:pPr>
-      <w:tblPr>
-        <w:tblBorders/>
-      </w:tblPr>
-      <w:tcPr>
-        <w:shd w:color="ffffff"/>
-        <w:tcBorders>
-          <w:top w:val="none" w:color="000000" w:sz="4" w:space="0"/>
-          <w:left w:val="none" w:color="000000" w:sz="4" w:space="0"/>
-          <w:bottom w:val="none" w:color="000000" w:sz="4" w:space="0"/>
-          <w:right w:val="none" w:color="000000" w:sz="4" w:space="0"/>
-        </w:tcBorders>
-      </w:tcPr>
-    </w:tblStylePr>
-    <w:tblStylePr w:type="lastRow">
+    <w:tblStylePr w:type="firstRow">
       <w:rPr>
         <w:b/>
         <w:color w:val="404040"/>
@@ -7975,6 +8143,52 @@
         </w:tcBorders>
       </w:tcPr>
     </w:tblStylePr>
+    <w:tblStylePr w:type="lastCol">
+      <w:rPr>
+        <w:i/>
+        <w:color w:val="404040"/>
+      </w:rPr>
+      <w:pPr>
+        <w:pBdr/>
+        <w:spacing/>
+        <w:ind/>
+      </w:pPr>
+      <w:tblPr>
+        <w:tblBorders/>
+      </w:tblPr>
+      <w:tcPr>
+        <w:shd w:val="clear" w:color="ffffff"/>
+        <w:tcBorders>
+          <w:top w:val="none" w:color="000000" w:sz="4" w:space="0"/>
+          <w:left w:val="none" w:color="000000" w:sz="4" w:space="0"/>
+          <w:bottom w:val="none" w:color="000000" w:sz="4" w:space="0"/>
+          <w:right w:val="none" w:color="000000" w:sz="4" w:space="0"/>
+        </w:tcBorders>
+      </w:tcPr>
+    </w:tblStylePr>
+    <w:tblStylePr w:type="lastRow">
+      <w:rPr>
+        <w:b/>
+        <w:color w:val="404040"/>
+      </w:rPr>
+      <w:pPr>
+        <w:pBdr/>
+        <w:spacing/>
+        <w:ind/>
+      </w:pPr>
+      <w:tblPr>
+        <w:tblBorders/>
+      </w:tblPr>
+      <w:tcPr>
+        <w:shd w:val="clear" w:color="ffffff"/>
+        <w:tcBorders>
+          <w:top w:val="none" w:color="000000" w:sz="4" w:space="0"/>
+          <w:left w:val="none" w:color="000000" w:sz="4" w:space="0"/>
+          <w:bottom w:val="none" w:color="000000" w:sz="4" w:space="0"/>
+          <w:right w:val="none" w:color="000000" w:sz="4" w:space="0"/>
+        </w:tcBorders>
+      </w:tcPr>
+    </w:tblStylePr>
     <w:tblStylePr w:type="nwCell">
       <w:pPr>
         <w:pBdr/>
@@ -8041,9 +8255,9 @@
       </w:tcPr>
     </w:tblStylePr>
   </w:style>
-  <w:style w:type="table" w:styleId="39">
+  <w:style w:type="table" w:styleId="728">
     <w:name w:val="Grid Table 3 - Accent 6"/>
-    <w:basedOn w:val="665"/>
+    <w:basedOn w:val="887"/>
     <w:uiPriority w:val="99"/>
     <w:pPr>
       <w:pBdr/>
@@ -8142,29 +8356,6 @@
         <w:tblBorders/>
       </w:tblPr>
       <w:tcPr>
-        <w:shd w:color="ffffff"/>
-        <w:tcBorders>
-          <w:top w:val="none" w:color="000000" w:sz="4" w:space="0"/>
-          <w:left w:val="none" w:color="000000" w:sz="4" w:space="0"/>
-          <w:bottom w:val="none" w:color="000000" w:sz="4" w:space="0"/>
-          <w:right w:val="none" w:color="000000" w:sz="4" w:space="0"/>
-        </w:tcBorders>
-      </w:tcPr>
-    </w:tblStylePr>
-    <w:tblStylePr w:type="firstRow">
-      <w:rPr>
-        <w:b/>
-        <w:color w:val="404040"/>
-      </w:rPr>
-      <w:pPr>
-        <w:pBdr/>
-        <w:spacing/>
-        <w:ind/>
-      </w:pPr>
-      <w:tblPr>
-        <w:tblBorders/>
-      </w:tblPr>
-      <w:tcPr>
         <w:shd w:val="clear" w:color="ffffff"/>
         <w:tcBorders>
           <w:top w:val="none" w:color="000000" w:sz="4" w:space="0"/>
@@ -8174,30 +8365,7 @@
         </w:tcBorders>
       </w:tcPr>
     </w:tblStylePr>
-    <w:tblStylePr w:type="lastCol">
-      <w:rPr>
-        <w:i/>
-        <w:color w:val="404040"/>
-      </w:rPr>
-      <w:pPr>
-        <w:pBdr/>
-        <w:spacing/>
-        <w:ind/>
-      </w:pPr>
-      <w:tblPr>
-        <w:tblBorders/>
-      </w:tblPr>
-      <w:tcPr>
-        <w:shd w:color="ffffff"/>
-        <w:tcBorders>
-          <w:top w:val="none" w:color="000000" w:sz="4" w:space="0"/>
-          <w:left w:val="none" w:color="000000" w:sz="4" w:space="0"/>
-          <w:bottom w:val="none" w:color="000000" w:sz="4" w:space="0"/>
-          <w:right w:val="none" w:color="000000" w:sz="4" w:space="0"/>
-        </w:tcBorders>
-      </w:tcPr>
-    </w:tblStylePr>
-    <w:tblStylePr w:type="lastRow">
+    <w:tblStylePr w:type="firstRow">
       <w:rPr>
         <w:b/>
         <w:color w:val="404040"/>
@@ -8220,6 +8388,52 @@
         </w:tcBorders>
       </w:tcPr>
     </w:tblStylePr>
+    <w:tblStylePr w:type="lastCol">
+      <w:rPr>
+        <w:i/>
+        <w:color w:val="404040"/>
+      </w:rPr>
+      <w:pPr>
+        <w:pBdr/>
+        <w:spacing/>
+        <w:ind/>
+      </w:pPr>
+      <w:tblPr>
+        <w:tblBorders/>
+      </w:tblPr>
+      <w:tcPr>
+        <w:shd w:val="clear" w:color="ffffff"/>
+        <w:tcBorders>
+          <w:top w:val="none" w:color="000000" w:sz="4" w:space="0"/>
+          <w:left w:val="none" w:color="000000" w:sz="4" w:space="0"/>
+          <w:bottom w:val="none" w:color="000000" w:sz="4" w:space="0"/>
+          <w:right w:val="none" w:color="000000" w:sz="4" w:space="0"/>
+        </w:tcBorders>
+      </w:tcPr>
+    </w:tblStylePr>
+    <w:tblStylePr w:type="lastRow">
+      <w:rPr>
+        <w:b/>
+        <w:color w:val="404040"/>
+      </w:rPr>
+      <w:pPr>
+        <w:pBdr/>
+        <w:spacing/>
+        <w:ind/>
+      </w:pPr>
+      <w:tblPr>
+        <w:tblBorders/>
+      </w:tblPr>
+      <w:tcPr>
+        <w:shd w:val="clear" w:color="ffffff"/>
+        <w:tcBorders>
+          <w:top w:val="none" w:color="000000" w:sz="4" w:space="0"/>
+          <w:left w:val="none" w:color="000000" w:sz="4" w:space="0"/>
+          <w:bottom w:val="none" w:color="000000" w:sz="4" w:space="0"/>
+          <w:right w:val="none" w:color="000000" w:sz="4" w:space="0"/>
+        </w:tcBorders>
+      </w:tcPr>
+    </w:tblStylePr>
     <w:tblStylePr w:type="nwCell">
       <w:pPr>
         <w:pBdr/>
@@ -8286,9 +8500,9 @@
       </w:tcPr>
     </w:tblStylePr>
   </w:style>
-  <w:style w:type="table" w:styleId="40">
+  <w:style w:type="table" w:styleId="729">
     <w:name w:val="Grid Table 4"/>
-    <w:basedOn w:val="665"/>
+    <w:basedOn w:val="887"/>
     <w:uiPriority w:val="59"/>
     <w:pPr>
       <w:pBdr/>
@@ -8519,9 +8733,9 @@
       </w:tcPr>
     </w:tblStylePr>
   </w:style>
-  <w:style w:type="table" w:styleId="41">
+  <w:style w:type="table" w:styleId="730">
     <w:name w:val="Grid Table 4 - Accent 1"/>
-    <w:basedOn w:val="665"/>
+    <w:basedOn w:val="887"/>
     <w:uiPriority w:val="59"/>
     <w:pPr>
       <w:pBdr/>
@@ -8752,9 +8966,9 @@
       </w:tcPr>
     </w:tblStylePr>
   </w:style>
-  <w:style w:type="table" w:styleId="42">
+  <w:style w:type="table" w:styleId="731">
     <w:name w:val="Grid Table 4 - Accent 2"/>
-    <w:basedOn w:val="665"/>
+    <w:basedOn w:val="887"/>
     <w:uiPriority w:val="59"/>
     <w:pPr>
       <w:pBdr/>
@@ -8985,9 +9199,9 @@
       </w:tcPr>
     </w:tblStylePr>
   </w:style>
-  <w:style w:type="table" w:styleId="43">
+  <w:style w:type="table" w:styleId="732">
     <w:name w:val="Grid Table 4 - Accent 3"/>
-    <w:basedOn w:val="665"/>
+    <w:basedOn w:val="887"/>
     <w:uiPriority w:val="59"/>
     <w:pPr>
       <w:pBdr/>
@@ -9218,9 +9432,9 @@
       </w:tcPr>
     </w:tblStylePr>
   </w:style>
-  <w:style w:type="table" w:styleId="44">
+  <w:style w:type="table" w:styleId="733">
     <w:name w:val="Grid Table 4 - Accent 4"/>
-    <w:basedOn w:val="665"/>
+    <w:basedOn w:val="887"/>
     <w:uiPriority w:val="59"/>
     <w:pPr>
       <w:pBdr/>
@@ -9451,9 +9665,9 @@
       </w:tcPr>
     </w:tblStylePr>
   </w:style>
-  <w:style w:type="table" w:styleId="45">
+  <w:style w:type="table" w:styleId="734">
     <w:name w:val="Grid Table 4 - Accent 5"/>
-    <w:basedOn w:val="665"/>
+    <w:basedOn w:val="887"/>
     <w:uiPriority w:val="59"/>
     <w:pPr>
       <w:pBdr/>
@@ -9684,9 +9898,9 @@
       </w:tcPr>
     </w:tblStylePr>
   </w:style>
-  <w:style w:type="table" w:styleId="46">
+  <w:style w:type="table" w:styleId="735">
     <w:name w:val="Grid Table 4 - Accent 6"/>
-    <w:basedOn w:val="665"/>
+    <w:basedOn w:val="887"/>
     <w:uiPriority w:val="59"/>
     <w:pPr>
       <w:pBdr/>
@@ -9917,9 +10131,9 @@
       </w:tcPr>
     </w:tblStylePr>
   </w:style>
-  <w:style w:type="table" w:styleId="47">
+  <w:style w:type="table" w:styleId="736">
     <w:name w:val="Grid Table 5 Dark"/>
-    <w:basedOn w:val="665"/>
+    <w:basedOn w:val="887"/>
     <w:uiPriority w:val="99"/>
     <w:pPr>
       <w:pBdr/>
@@ -10145,9 +10359,9 @@
       </w:tcPr>
     </w:tblStylePr>
   </w:style>
-  <w:style w:type="table" w:styleId="48">
+  <w:style w:type="table" w:styleId="737">
     <w:name w:val="Grid Table 5 Dark- Accent 1"/>
-    <w:basedOn w:val="665"/>
+    <w:basedOn w:val="887"/>
     <w:uiPriority w:val="99"/>
     <w:pPr>
       <w:pBdr/>
@@ -10373,9 +10587,9 @@
       </w:tcPr>
     </w:tblStylePr>
   </w:style>
-  <w:style w:type="table" w:styleId="49">
+  <w:style w:type="table" w:styleId="738">
     <w:name w:val="Grid Table 5 Dark - Accent 2"/>
-    <w:basedOn w:val="665"/>
+    <w:basedOn w:val="887"/>
     <w:uiPriority w:val="99"/>
     <w:pPr>
       <w:pBdr/>
@@ -10601,9 +10815,9 @@
       </w:tcPr>
     </w:tblStylePr>
   </w:style>
-  <w:style w:type="table" w:styleId="50">
+  <w:style w:type="table" w:styleId="739">
     <w:name w:val="Grid Table 5 Dark - Accent 3"/>
-    <w:basedOn w:val="665"/>
+    <w:basedOn w:val="887"/>
     <w:uiPriority w:val="99"/>
     <w:pPr>
       <w:pBdr/>
@@ -10829,9 +11043,9 @@
       </w:tcPr>
     </w:tblStylePr>
   </w:style>
-  <w:style w:type="table" w:styleId="51">
+  <w:style w:type="table" w:styleId="740">
     <w:name w:val="Grid Table 5 Dark- Accent 4"/>
-    <w:basedOn w:val="665"/>
+    <w:basedOn w:val="887"/>
     <w:uiPriority w:val="99"/>
     <w:pPr>
       <w:pBdr/>
@@ -11057,9 +11271,9 @@
       </w:tcPr>
     </w:tblStylePr>
   </w:style>
-  <w:style w:type="table" w:styleId="52">
+  <w:style w:type="table" w:styleId="741">
     <w:name w:val="Grid Table 5 Dark - Accent 5"/>
-    <w:basedOn w:val="665"/>
+    <w:basedOn w:val="887"/>
     <w:uiPriority w:val="99"/>
     <w:pPr>
       <w:pBdr/>
@@ -11285,9 +11499,9 @@
       </w:tcPr>
     </w:tblStylePr>
   </w:style>
-  <w:style w:type="table" w:styleId="53">
+  <w:style w:type="table" w:styleId="742">
     <w:name w:val="Grid Table 5 Dark - Accent 6"/>
-    <w:basedOn w:val="665"/>
+    <w:basedOn w:val="887"/>
     <w:uiPriority w:val="99"/>
     <w:pPr>
       <w:pBdr/>
@@ -11513,9 +11727,9 @@
       </w:tcPr>
     </w:tblStylePr>
   </w:style>
-  <w:style w:type="table" w:styleId="54">
+  <w:style w:type="table" w:styleId="743">
     <w:name w:val="Grid Table 6 Colorful"/>
-    <w:basedOn w:val="665"/>
+    <w:basedOn w:val="887"/>
     <w:uiPriority w:val="99"/>
     <w:pPr>
       <w:pBdr/>
@@ -11743,9 +11957,9 @@
       </w:tcPr>
     </w:tblStylePr>
   </w:style>
-  <w:style w:type="table" w:styleId="55">
+  <w:style w:type="table" w:styleId="744">
     <w:name w:val="Grid Table 6 Colorful - Accent 1"/>
-    <w:basedOn w:val="665"/>
+    <w:basedOn w:val="887"/>
     <w:uiPriority w:val="99"/>
     <w:pPr>
       <w:pBdr/>
@@ -11973,9 +12187,9 @@
       </w:tcPr>
     </w:tblStylePr>
   </w:style>
-  <w:style w:type="table" w:styleId="56">
+  <w:style w:type="table" w:styleId="745">
     <w:name w:val="Grid Table 6 Colorful - Accent 2"/>
-    <w:basedOn w:val="665"/>
+    <w:basedOn w:val="887"/>
     <w:uiPriority w:val="99"/>
     <w:pPr>
       <w:pBdr/>
@@ -12203,9 +12417,9 @@
       </w:tcPr>
     </w:tblStylePr>
   </w:style>
-  <w:style w:type="table" w:styleId="57">
+  <w:style w:type="table" w:styleId="746">
     <w:name w:val="Grid Table 6 Colorful - Accent 3"/>
-    <w:basedOn w:val="665"/>
+    <w:basedOn w:val="887"/>
     <w:uiPriority w:val="99"/>
     <w:pPr>
       <w:pBdr/>
@@ -12433,9 +12647,9 @@
       </w:tcPr>
     </w:tblStylePr>
   </w:style>
-  <w:style w:type="table" w:styleId="58">
+  <w:style w:type="table" w:styleId="747">
     <w:name w:val="Grid Table 6 Colorful - Accent 4"/>
-    <w:basedOn w:val="665"/>
+    <w:basedOn w:val="887"/>
     <w:uiPriority w:val="99"/>
     <w:pPr>
       <w:pBdr/>
@@ -12663,9 +12877,9 @@
       </w:tcPr>
     </w:tblStylePr>
   </w:style>
-  <w:style w:type="table" w:styleId="59">
+  <w:style w:type="table" w:styleId="748">
     <w:name w:val="Grid Table 6 Colorful - Accent 5"/>
-    <w:basedOn w:val="665"/>
+    <w:basedOn w:val="887"/>
     <w:uiPriority w:val="99"/>
     <w:pPr>
       <w:pBdr/>
@@ -12893,9 +13107,9 @@
       </w:tcPr>
     </w:tblStylePr>
   </w:style>
-  <w:style w:type="table" w:styleId="60">
+  <w:style w:type="table" w:styleId="749">
     <w:name w:val="Grid Table 6 Colorful - Accent 6"/>
-    <w:basedOn w:val="665"/>
+    <w:basedOn w:val="887"/>
     <w:uiPriority w:val="99"/>
     <w:pPr>
       <w:pBdr/>
@@ -13123,9 +13337,9 @@
       </w:tcPr>
     </w:tblStylePr>
   </w:style>
-  <w:style w:type="table" w:styleId="61">
+  <w:style w:type="table" w:styleId="750">
     <w:name w:val="Grid Table 7 Colorful"/>
-    <w:basedOn w:val="665"/>
+    <w:basedOn w:val="887"/>
     <w:uiPriority w:val="99"/>
     <w:pPr>
       <w:pBdr/>
@@ -13227,11 +13441,11 @@
         <w:tblBorders/>
       </w:tblPr>
       <w:tcPr>
-        <w:shd w:color="ffffff"/>
+        <w:shd w:val="clear" w:color="ffffff"/>
         <w:tcBorders>
-          <w:top w:val="none"/>
-          <w:left w:val="none"/>
-          <w:bottom w:val="none"/>
+          <w:top w:val="none" w:color="000000" w:sz="4" w:space="0"/>
+          <w:left w:val="none" w:color="000000" w:sz="4" w:space="0"/>
+          <w:bottom w:val="none" w:color="000000" w:sz="4" w:space="0"/>
           <w:right w:val="single" w:color="000000" w:themeColor="text1" w:themeTint="80" w:sz="4" w:space="0"/>
         </w:tcBorders>
       </w:tcPr>
@@ -13254,10 +13468,10 @@
       <w:tcPr>
         <w:shd w:val="clear" w:color="ffffff" w:themeColor="light1" w:fill="ffffff" w:themeFill="light1"/>
         <w:tcBorders>
-          <w:top w:val="none"/>
-          <w:left w:val="none"/>
+          <w:top w:val="none" w:color="000000" w:sz="4" w:space="0"/>
+          <w:left w:val="none" w:color="000000" w:sz="4" w:space="0"/>
           <w:bottom w:val="single" w:color="000000" w:themeColor="text1" w:themeTint="80" w:sz="4" w:space="0"/>
-          <w:right w:val="none"/>
+          <w:right w:val="none" w:color="000000" w:sz="4" w:space="0"/>
         </w:tcBorders>
       </w:tcPr>
     </w:tblStylePr>
@@ -13277,12 +13491,12 @@
         <w:tblBorders/>
       </w:tblPr>
       <w:tcPr>
-        <w:shd w:color="ffffff"/>
+        <w:shd w:val="clear" w:color="ffffff"/>
         <w:tcBorders>
-          <w:top w:val="none"/>
+          <w:top w:val="none" w:color="000000" w:sz="4" w:space="0"/>
           <w:left w:val="single" w:color="000000" w:themeColor="text1" w:themeTint="80" w:sz="4" w:space="0"/>
-          <w:bottom w:val="none"/>
-          <w:right w:val="none"/>
+          <w:bottom w:val="none" w:color="000000" w:sz="4" w:space="0"/>
+          <w:right w:val="none" w:color="000000" w:sz="4" w:space="0"/>
         </w:tcBorders>
       </w:tcPr>
     </w:tblStylePr>
@@ -13305,9 +13519,9 @@
         <w:shd w:val="clear" w:color="ffffff" w:themeColor="light1" w:fill="ffffff" w:themeFill="light1"/>
         <w:tcBorders>
           <w:top w:val="single" w:color="000000" w:themeColor="text1" w:themeTint="80" w:sz="4" w:space="0"/>
-          <w:left w:val="none"/>
-          <w:bottom w:val="none"/>
-          <w:right w:val="none"/>
+          <w:left w:val="none" w:color="000000" w:sz="4" w:space="0"/>
+          <w:bottom w:val="none" w:color="000000" w:sz="4" w:space="0"/>
+          <w:right w:val="none" w:color="000000" w:sz="4" w:space="0"/>
         </w:tcBorders>
       </w:tcPr>
     </w:tblStylePr>
@@ -13377,9 +13591,9 @@
       </w:tcPr>
     </w:tblStylePr>
   </w:style>
-  <w:style w:type="table" w:styleId="62">
+  <w:style w:type="table" w:styleId="751">
     <w:name w:val="Grid Table 7 Colorful - Accent 1"/>
-    <w:basedOn w:val="665"/>
+    <w:basedOn w:val="887"/>
     <w:uiPriority w:val="99"/>
     <w:pPr>
       <w:pBdr/>
@@ -13481,11 +13695,11 @@
         <w:tblBorders/>
       </w:tblPr>
       <w:tcPr>
-        <w:shd w:color="ffffff"/>
+        <w:shd w:val="clear" w:color="ffffff"/>
         <w:tcBorders>
-          <w:top w:val="none"/>
-          <w:left w:val="none"/>
-          <w:bottom w:val="none"/>
+          <w:top w:val="none" w:color="000000" w:sz="4" w:space="0"/>
+          <w:left w:val="none" w:color="000000" w:sz="4" w:space="0"/>
+          <w:bottom w:val="none" w:color="000000" w:sz="4" w:space="0"/>
           <w:right w:val="single" w:color="000000" w:themeColor="accent1" w:themeTint="80" w:sz="4" w:space="0"/>
         </w:tcBorders>
       </w:tcPr>
@@ -13508,10 +13722,10 @@
       <w:tcPr>
         <w:shd w:val="clear" w:color="ffffff" w:themeColor="light1" w:fill="ffffff" w:themeFill="light1"/>
         <w:tcBorders>
-          <w:top w:val="none"/>
-          <w:left w:val="none"/>
+          <w:top w:val="none" w:color="000000" w:sz="4" w:space="0"/>
+          <w:left w:val="none" w:color="000000" w:sz="4" w:space="0"/>
           <w:bottom w:val="single" w:color="000000" w:themeColor="accent1" w:themeTint="80" w:sz="4" w:space="0"/>
-          <w:right w:val="none"/>
+          <w:right w:val="none" w:color="000000" w:sz="4" w:space="0"/>
         </w:tcBorders>
       </w:tcPr>
     </w:tblStylePr>
@@ -13531,12 +13745,12 @@
         <w:tblBorders/>
       </w:tblPr>
       <w:tcPr>
-        <w:shd w:color="ffffff"/>
+        <w:shd w:val="clear" w:color="ffffff"/>
         <w:tcBorders>
-          <w:top w:val="none"/>
+          <w:top w:val="none" w:color="000000" w:sz="4" w:space="0"/>
           <w:left w:val="single" w:color="000000" w:themeColor="accent1" w:themeTint="80" w:sz="4" w:space="0"/>
-          <w:bottom w:val="none"/>
-          <w:right w:val="none"/>
+          <w:bottom w:val="none" w:color="000000" w:sz="4" w:space="0"/>
+          <w:right w:val="none" w:color="000000" w:sz="4" w:space="0"/>
         </w:tcBorders>
       </w:tcPr>
     </w:tblStylePr>
@@ -13559,9 +13773,9 @@
         <w:shd w:val="clear" w:color="ffffff" w:themeColor="light1" w:fill="ffffff" w:themeFill="light1"/>
         <w:tcBorders>
           <w:top w:val="single" w:color="000000" w:themeColor="accent1" w:themeTint="80" w:sz="4" w:space="0"/>
-          <w:left w:val="none"/>
-          <w:bottom w:val="none"/>
-          <w:right w:val="none"/>
+          <w:left w:val="none" w:color="000000" w:sz="4" w:space="0"/>
+          <w:bottom w:val="none" w:color="000000" w:sz="4" w:space="0"/>
+          <w:right w:val="none" w:color="000000" w:sz="4" w:space="0"/>
         </w:tcBorders>
       </w:tcPr>
     </w:tblStylePr>
@@ -13631,9 +13845,9 @@
       </w:tcPr>
     </w:tblStylePr>
   </w:style>
-  <w:style w:type="table" w:styleId="63">
+  <w:style w:type="table" w:styleId="752">
     <w:name w:val="Grid Table 7 Colorful - Accent 2"/>
-    <w:basedOn w:val="665"/>
+    <w:basedOn w:val="887"/>
     <w:uiPriority w:val="99"/>
     <w:pPr>
       <w:pBdr/>
@@ -13735,11 +13949,11 @@
         <w:tblBorders/>
       </w:tblPr>
       <w:tcPr>
-        <w:shd w:color="ffffff"/>
+        <w:shd w:val="clear" w:color="ffffff"/>
         <w:tcBorders>
-          <w:top w:val="none"/>
-          <w:left w:val="none"/>
-          <w:bottom w:val="none"/>
+          <w:top w:val="none" w:color="000000" w:sz="4" w:space="0"/>
+          <w:left w:val="none" w:color="000000" w:sz="4" w:space="0"/>
+          <w:bottom w:val="none" w:color="000000" w:sz="4" w:space="0"/>
           <w:right w:val="single" w:color="000000" w:themeColor="accent2" w:themeTint="97" w:sz="4" w:space="0"/>
         </w:tcBorders>
       </w:tcPr>
@@ -13762,10 +13976,10 @@
       <w:tcPr>
         <w:shd w:val="clear" w:color="ffffff" w:themeColor="light1" w:fill="ffffff" w:themeFill="light1"/>
         <w:tcBorders>
-          <w:top w:val="none"/>
-          <w:left w:val="none"/>
+          <w:top w:val="none" w:color="000000" w:sz="4" w:space="0"/>
+          <w:left w:val="none" w:color="000000" w:sz="4" w:space="0"/>
           <w:bottom w:val="single" w:color="000000" w:themeColor="accent2" w:themeTint="97" w:sz="4" w:space="0"/>
-          <w:right w:val="none"/>
+          <w:right w:val="none" w:color="000000" w:sz="4" w:space="0"/>
         </w:tcBorders>
       </w:tcPr>
     </w:tblStylePr>
@@ -13785,12 +13999,12 @@
         <w:tblBorders/>
       </w:tblPr>
       <w:tcPr>
-        <w:shd w:color="ffffff"/>
+        <w:shd w:val="clear" w:color="ffffff"/>
         <w:tcBorders>
-          <w:top w:val="none"/>
+          <w:top w:val="none" w:color="000000" w:sz="4" w:space="0"/>
           <w:left w:val="single" w:color="000000" w:themeColor="accent2" w:themeTint="97" w:sz="4" w:space="0"/>
-          <w:bottom w:val="none"/>
-          <w:right w:val="none"/>
+          <w:bottom w:val="none" w:color="000000" w:sz="4" w:space="0"/>
+          <w:right w:val="none" w:color="000000" w:sz="4" w:space="0"/>
         </w:tcBorders>
       </w:tcPr>
     </w:tblStylePr>
@@ -13813,9 +14027,9 @@
         <w:shd w:val="clear" w:color="ffffff" w:themeColor="light1" w:fill="ffffff" w:themeFill="light1"/>
         <w:tcBorders>
           <w:top w:val="single" w:color="000000" w:themeColor="accent2" w:themeTint="97" w:sz="4" w:space="0"/>
-          <w:left w:val="none"/>
-          <w:bottom w:val="none"/>
-          <w:right w:val="none"/>
+          <w:left w:val="none" w:color="000000" w:sz="4" w:space="0"/>
+          <w:bottom w:val="none" w:color="000000" w:sz="4" w:space="0"/>
+          <w:right w:val="none" w:color="000000" w:sz="4" w:space="0"/>
         </w:tcBorders>
       </w:tcPr>
     </w:tblStylePr>
@@ -13885,9 +14099,9 @@
       </w:tcPr>
     </w:tblStylePr>
   </w:style>
-  <w:style w:type="table" w:styleId="64">
+  <w:style w:type="table" w:styleId="753">
     <w:name w:val="Grid Table 7 Colorful - Accent 3"/>
-    <w:basedOn w:val="665"/>
+    <w:basedOn w:val="887"/>
     <w:uiPriority w:val="99"/>
     <w:pPr>
       <w:pBdr/>
@@ -13989,11 +14203,11 @@
         <w:tblBorders/>
       </w:tblPr>
       <w:tcPr>
-        <w:shd w:color="ffffff"/>
+        <w:shd w:val="clear" w:color="ffffff"/>
         <w:tcBorders>
-          <w:top w:val="none"/>
-          <w:left w:val="none"/>
-          <w:bottom w:val="none"/>
+          <w:top w:val="none" w:color="000000" w:sz="4" w:space="0"/>
+          <w:left w:val="none" w:color="000000" w:sz="4" w:space="0"/>
+          <w:bottom w:val="none" w:color="000000" w:sz="4" w:space="0"/>
           <w:right w:val="single" w:color="000000" w:themeColor="accent3" w:themeTint="FE" w:sz="4" w:space="0"/>
         </w:tcBorders>
       </w:tcPr>
@@ -14016,10 +14230,10 @@
       <w:tcPr>
         <w:shd w:val="clear" w:color="ffffff" w:themeColor="light1" w:fill="ffffff" w:themeFill="light1"/>
         <w:tcBorders>
-          <w:top w:val="none"/>
-          <w:left w:val="none"/>
+          <w:top w:val="none" w:color="000000" w:sz="4" w:space="0"/>
+          <w:left w:val="none" w:color="000000" w:sz="4" w:space="0"/>
           <w:bottom w:val="single" w:color="000000" w:themeColor="accent3" w:themeTint="FE" w:sz="4" w:space="0"/>
-          <w:right w:val="none"/>
+          <w:right w:val="none" w:color="000000" w:sz="4" w:space="0"/>
         </w:tcBorders>
       </w:tcPr>
     </w:tblStylePr>
@@ -14039,12 +14253,12 @@
         <w:tblBorders/>
       </w:tblPr>
       <w:tcPr>
-        <w:shd w:color="ffffff"/>
+        <w:shd w:val="clear" w:color="ffffff"/>
         <w:tcBorders>
-          <w:top w:val="none"/>
+          <w:top w:val="none" w:color="000000" w:sz="4" w:space="0"/>
           <w:left w:val="single" w:color="000000" w:themeColor="accent3" w:themeTint="FE" w:sz="4" w:space="0"/>
-          <w:bottom w:val="none"/>
-          <w:right w:val="none"/>
+          <w:bottom w:val="none" w:color="000000" w:sz="4" w:space="0"/>
+          <w:right w:val="none" w:color="000000" w:sz="4" w:space="0"/>
         </w:tcBorders>
       </w:tcPr>
     </w:tblStylePr>
@@ -14067,9 +14281,9 @@
         <w:shd w:val="clear" w:color="ffffff" w:themeColor="light1" w:fill="ffffff" w:themeFill="light1"/>
         <w:tcBorders>
           <w:top w:val="single" w:color="000000" w:themeColor="accent3" w:themeTint="FE" w:sz="4" w:space="0"/>
-          <w:left w:val="none"/>
-          <w:bottom w:val="none"/>
-          <w:right w:val="none"/>
+          <w:left w:val="none" w:color="000000" w:sz="4" w:space="0"/>
+          <w:bottom w:val="none" w:color="000000" w:sz="4" w:space="0"/>
+          <w:right w:val="none" w:color="000000" w:sz="4" w:space="0"/>
         </w:tcBorders>
       </w:tcPr>
     </w:tblStylePr>
@@ -14139,9 +14353,9 @@
       </w:tcPr>
     </w:tblStylePr>
   </w:style>
-  <w:style w:type="table" w:styleId="65">
+  <w:style w:type="table" w:styleId="754">
     <w:name w:val="Grid Table 7 Colorful - Accent 4"/>
-    <w:basedOn w:val="665"/>
+    <w:basedOn w:val="887"/>
     <w:uiPriority w:val="99"/>
     <w:pPr>
       <w:pBdr/>
@@ -14243,11 +14457,11 @@
         <w:tblBorders/>
       </w:tblPr>
       <w:tcPr>
-        <w:shd w:color="ffffff"/>
+        <w:shd w:val="clear" w:color="ffffff"/>
         <w:tcBorders>
-          <w:top w:val="none"/>
-          <w:left w:val="none"/>
-          <w:bottom w:val="none"/>
+          <w:top w:val="none" w:color="000000" w:sz="4" w:space="0"/>
+          <w:left w:val="none" w:color="000000" w:sz="4" w:space="0"/>
+          <w:bottom w:val="none" w:color="000000" w:sz="4" w:space="0"/>
           <w:right w:val="single" w:color="000000" w:themeColor="accent4" w:themeTint="9A" w:sz="4" w:space="0"/>
         </w:tcBorders>
       </w:tcPr>
@@ -14270,10 +14484,10 @@
       <w:tcPr>
         <w:shd w:val="clear" w:color="ffffff" w:themeColor="light1" w:fill="ffffff" w:themeFill="light1"/>
         <w:tcBorders>
-          <w:top w:val="none"/>
-          <w:left w:val="none"/>
+          <w:top w:val="none" w:color="000000" w:sz="4" w:space="0"/>
+          <w:left w:val="none" w:color="000000" w:sz="4" w:space="0"/>
           <w:bottom w:val="single" w:color="000000" w:themeColor="accent4" w:themeTint="9A" w:sz="4" w:space="0"/>
-          <w:right w:val="none"/>
+          <w:right w:val="none" w:color="000000" w:sz="4" w:space="0"/>
         </w:tcBorders>
       </w:tcPr>
     </w:tblStylePr>
@@ -14293,12 +14507,12 @@
         <w:tblBorders/>
       </w:tblPr>
       <w:tcPr>
-        <w:shd w:color="ffffff"/>
+        <w:shd w:val="clear" w:color="ffffff"/>
         <w:tcBorders>
-          <w:top w:val="none"/>
+          <w:top w:val="none" w:color="000000" w:sz="4" w:space="0"/>
           <w:left w:val="single" w:color="000000" w:themeColor="accent4" w:themeTint="9A" w:sz="4" w:space="0"/>
-          <w:bottom w:val="none"/>
-          <w:right w:val="none"/>
+          <w:bottom w:val="none" w:color="000000" w:sz="4" w:space="0"/>
+          <w:right w:val="none" w:color="000000" w:sz="4" w:space="0"/>
         </w:tcBorders>
       </w:tcPr>
     </w:tblStylePr>
@@ -14321,9 +14535,9 @@
         <w:shd w:val="clear" w:color="ffffff" w:themeColor="light1" w:fill="ffffff" w:themeFill="light1"/>
         <w:tcBorders>
           <w:top w:val="single" w:color="000000" w:themeColor="accent4" w:themeTint="9A" w:sz="4" w:space="0"/>
-          <w:left w:val="none"/>
-          <w:bottom w:val="none"/>
-          <w:right w:val="none"/>
+          <w:left w:val="none" w:color="000000" w:sz="4" w:space="0"/>
+          <w:bottom w:val="none" w:color="000000" w:sz="4" w:space="0"/>
+          <w:right w:val="none" w:color="000000" w:sz="4" w:space="0"/>
         </w:tcBorders>
       </w:tcPr>
     </w:tblStylePr>
@@ -14393,9 +14607,9 @@
       </w:tcPr>
     </w:tblStylePr>
   </w:style>
-  <w:style w:type="table" w:styleId="66">
+  <w:style w:type="table" w:styleId="755">
     <w:name w:val="Grid Table 7 Colorful - Accent 5"/>
-    <w:basedOn w:val="665"/>
+    <w:basedOn w:val="887"/>
     <w:uiPriority w:val="99"/>
     <w:pPr>
       <w:pBdr/>
@@ -14497,11 +14711,11 @@
         <w:tblBorders/>
       </w:tblPr>
       <w:tcPr>
-        <w:shd w:color="ffffff"/>
+        <w:shd w:val="clear" w:color="ffffff"/>
         <w:tcBorders>
-          <w:top w:val="none"/>
-          <w:left w:val="none"/>
-          <w:bottom w:val="none"/>
+          <w:top w:val="none" w:color="000000" w:sz="4" w:space="0"/>
+          <w:left w:val="none" w:color="000000" w:sz="4" w:space="0"/>
+          <w:bottom w:val="none" w:color="000000" w:sz="4" w:space="0"/>
           <w:right w:val="single" w:color="000000" w:themeColor="accent5" w:themeTint="90" w:sz="4" w:space="0"/>
         </w:tcBorders>
       </w:tcPr>
@@ -14524,10 +14738,10 @@
       <w:tcPr>
         <w:shd w:val="clear" w:color="ffffff" w:themeColor="light1" w:fill="ffffff" w:themeFill="light1"/>
         <w:tcBorders>
-          <w:top w:val="none"/>
-          <w:left w:val="none"/>
+          <w:top w:val="none" w:color="000000" w:sz="4" w:space="0"/>
+          <w:left w:val="none" w:color="000000" w:sz="4" w:space="0"/>
           <w:bottom w:val="single" w:color="000000" w:themeColor="accent5" w:themeTint="90" w:sz="4" w:space="0"/>
-          <w:right w:val="none"/>
+          <w:right w:val="none" w:color="000000" w:sz="4" w:space="0"/>
         </w:tcBorders>
       </w:tcPr>
     </w:tblStylePr>
@@ -14547,12 +14761,12 @@
         <w:tblBorders/>
       </w:tblPr>
       <w:tcPr>
-        <w:shd w:color="ffffff"/>
+        <w:shd w:val="clear" w:color="ffffff"/>
         <w:tcBorders>
-          <w:top w:val="none"/>
+          <w:top w:val="none" w:color="000000" w:sz="4" w:space="0"/>
           <w:left w:val="single" w:color="000000" w:themeColor="accent5" w:themeTint="90" w:sz="4" w:space="0"/>
-          <w:bottom w:val="none"/>
-          <w:right w:val="none"/>
+          <w:bottom w:val="none" w:color="000000" w:sz="4" w:space="0"/>
+          <w:right w:val="none" w:color="000000" w:sz="4" w:space="0"/>
         </w:tcBorders>
       </w:tcPr>
     </w:tblStylePr>
@@ -14575,9 +14789,9 @@
         <w:shd w:val="clear" w:color="ffffff" w:themeColor="light1" w:fill="ffffff" w:themeFill="light1"/>
         <w:tcBorders>
           <w:top w:val="single" w:color="000000" w:themeColor="accent5" w:themeTint="90" w:sz="4" w:space="0"/>
-          <w:left w:val="none"/>
-          <w:bottom w:val="none"/>
-          <w:right w:val="none"/>
+          <w:left w:val="none" w:color="000000" w:sz="4" w:space="0"/>
+          <w:bottom w:val="none" w:color="000000" w:sz="4" w:space="0"/>
+          <w:right w:val="none" w:color="000000" w:sz="4" w:space="0"/>
         </w:tcBorders>
       </w:tcPr>
     </w:tblStylePr>
@@ -14647,9 +14861,9 @@
       </w:tcPr>
     </w:tblStylePr>
   </w:style>
-  <w:style w:type="table" w:styleId="67">
+  <w:style w:type="table" w:styleId="756">
     <w:name w:val="Grid Table 7 Colorful - Accent 6"/>
-    <w:basedOn w:val="665"/>
+    <w:basedOn w:val="887"/>
     <w:uiPriority w:val="99"/>
     <w:pPr>
       <w:pBdr/>
@@ -14751,11 +14965,11 @@
         <w:tblBorders/>
       </w:tblPr>
       <w:tcPr>
-        <w:shd w:color="ffffff"/>
+        <w:shd w:val="clear" w:color="ffffff"/>
         <w:tcBorders>
-          <w:top w:val="none"/>
-          <w:left w:val="none"/>
-          <w:bottom w:val="none"/>
+          <w:top w:val="none" w:color="000000" w:sz="4" w:space="0"/>
+          <w:left w:val="none" w:color="000000" w:sz="4" w:space="0"/>
+          <w:bottom w:val="none" w:color="000000" w:sz="4" w:space="0"/>
           <w:right w:val="single" w:color="000000" w:themeColor="accent6" w:themeTint="90" w:sz="4" w:space="0"/>
         </w:tcBorders>
       </w:tcPr>
@@ -14778,10 +14992,10 @@
       <w:tcPr>
         <w:shd w:val="clear" w:color="ffffff" w:themeColor="light1" w:fill="ffffff" w:themeFill="light1"/>
         <w:tcBorders>
-          <w:top w:val="none"/>
-          <w:left w:val="none"/>
+          <w:top w:val="none" w:color="000000" w:sz="4" w:space="0"/>
+          <w:left w:val="none" w:color="000000" w:sz="4" w:space="0"/>
           <w:bottom w:val="single" w:color="000000" w:themeColor="accent6" w:themeTint="90" w:sz="4" w:space="0"/>
-          <w:right w:val="none"/>
+          <w:right w:val="none" w:color="000000" w:sz="4" w:space="0"/>
         </w:tcBorders>
       </w:tcPr>
     </w:tblStylePr>
@@ -14801,12 +15015,12 @@
         <w:tblBorders/>
       </w:tblPr>
       <w:tcPr>
-        <w:shd w:color="ffffff"/>
+        <w:shd w:val="clear" w:color="ffffff"/>
         <w:tcBorders>
-          <w:top w:val="none"/>
+          <w:top w:val="none" w:color="000000" w:sz="4" w:space="0"/>
           <w:left w:val="single" w:color="000000" w:themeColor="accent6" w:themeTint="90" w:sz="4" w:space="0"/>
-          <w:bottom w:val="none"/>
-          <w:right w:val="none"/>
+          <w:bottom w:val="none" w:color="000000" w:sz="4" w:space="0"/>
+          <w:right w:val="none" w:color="000000" w:sz="4" w:space="0"/>
         </w:tcBorders>
       </w:tcPr>
     </w:tblStylePr>
@@ -14829,9 +15043,9 @@
         <w:shd w:val="clear" w:color="ffffff" w:themeColor="light1" w:fill="ffffff" w:themeFill="light1"/>
         <w:tcBorders>
           <w:top w:val="single" w:color="000000" w:themeColor="accent6" w:themeTint="90" w:sz="4" w:space="0"/>
-          <w:left w:val="none"/>
-          <w:bottom w:val="none"/>
-          <w:right w:val="none"/>
+          <w:left w:val="none" w:color="000000" w:sz="4" w:space="0"/>
+          <w:bottom w:val="none" w:color="000000" w:sz="4" w:space="0"/>
+          <w:right w:val="none" w:color="000000" w:sz="4" w:space="0"/>
         </w:tcBorders>
       </w:tcPr>
     </w:tblStylePr>
@@ -14901,9 +15115,9 @@
       </w:tcPr>
     </w:tblStylePr>
   </w:style>
-  <w:style w:type="table" w:styleId="68">
+  <w:style w:type="table" w:styleId="757">
     <w:name w:val="List Table 1 Light"/>
-    <w:basedOn w:val="665"/>
+    <w:basedOn w:val="887"/>
     <w:uiPriority w:val="99"/>
     <w:pPr>
       <w:pBdr/>
@@ -15117,9 +15331,9 @@
       </w:tcPr>
     </w:tblStylePr>
   </w:style>
-  <w:style w:type="table" w:styleId="69">
+  <w:style w:type="table" w:styleId="758">
     <w:name w:val="List Table 1 Light - Accent 1"/>
-    <w:basedOn w:val="665"/>
+    <w:basedOn w:val="887"/>
     <w:uiPriority w:val="99"/>
     <w:pPr>
       <w:pBdr/>
@@ -15333,9 +15547,9 @@
       </w:tcPr>
     </w:tblStylePr>
   </w:style>
-  <w:style w:type="table" w:styleId="70">
+  <w:style w:type="table" w:styleId="759">
     <w:name w:val="List Table 1 Light - Accent 2"/>
-    <w:basedOn w:val="665"/>
+    <w:basedOn w:val="887"/>
     <w:uiPriority w:val="99"/>
     <w:pPr>
       <w:pBdr/>
@@ -15549,9 +15763,9 @@
       </w:tcPr>
     </w:tblStylePr>
   </w:style>
-  <w:style w:type="table" w:styleId="71">
+  <w:style w:type="table" w:styleId="760">
     <w:name w:val="List Table 1 Light - Accent 3"/>
-    <w:basedOn w:val="665"/>
+    <w:basedOn w:val="887"/>
     <w:uiPriority w:val="99"/>
     <w:pPr>
       <w:pBdr/>
@@ -15765,9 +15979,9 @@
       </w:tcPr>
     </w:tblStylePr>
   </w:style>
-  <w:style w:type="table" w:styleId="72">
+  <w:style w:type="table" w:styleId="761">
     <w:name w:val="List Table 1 Light - Accent 4"/>
-    <w:basedOn w:val="665"/>
+    <w:basedOn w:val="887"/>
     <w:uiPriority w:val="99"/>
     <w:pPr>
       <w:pBdr/>
@@ -15981,9 +16195,9 @@
       </w:tcPr>
     </w:tblStylePr>
   </w:style>
-  <w:style w:type="table" w:styleId="73">
+  <w:style w:type="table" w:styleId="762">
     <w:name w:val="List Table 1 Light - Accent 5"/>
-    <w:basedOn w:val="665"/>
+    <w:basedOn w:val="887"/>
     <w:uiPriority w:val="99"/>
     <w:pPr>
       <w:pBdr/>
@@ -16197,9 +16411,9 @@
       </w:tcPr>
     </w:tblStylePr>
   </w:style>
-  <w:style w:type="table" w:styleId="74">
+  <w:style w:type="table" w:styleId="763">
     <w:name w:val="List Table 1 Light - Accent 6"/>
-    <w:basedOn w:val="665"/>
+    <w:basedOn w:val="887"/>
     <w:uiPriority w:val="99"/>
     <w:pPr>
       <w:pBdr/>
@@ -16413,9 +16627,9 @@
       </w:tcPr>
     </w:tblStylePr>
   </w:style>
-  <w:style w:type="table" w:styleId="75">
+  <w:style w:type="table" w:styleId="764">
     <w:name w:val="List Table 2"/>
-    <w:basedOn w:val="665"/>
+    <w:basedOn w:val="887"/>
     <w:uiPriority w:val="99"/>
     <w:pPr>
       <w:pBdr/>
@@ -16651,9 +16865,9 @@
       </w:tcPr>
     </w:tblStylePr>
   </w:style>
-  <w:style w:type="table" w:styleId="76">
+  <w:style w:type="table" w:styleId="765">
     <w:name w:val="List Table 2 - Accent 1"/>
-    <w:basedOn w:val="665"/>
+    <w:basedOn w:val="887"/>
     <w:uiPriority w:val="99"/>
     <w:pPr>
       <w:pBdr/>
@@ -16889,9 +17103,9 @@
       </w:tcPr>
     </w:tblStylePr>
   </w:style>
-  <w:style w:type="table" w:styleId="77">
+  <w:style w:type="table" w:styleId="766">
     <w:name w:val="List Table 2 - Accent 2"/>
-    <w:basedOn w:val="665"/>
+    <w:basedOn w:val="887"/>
     <w:uiPriority w:val="99"/>
     <w:pPr>
       <w:pBdr/>
@@ -17127,9 +17341,9 @@
       </w:tcPr>
     </w:tblStylePr>
   </w:style>
-  <w:style w:type="table" w:styleId="78">
+  <w:style w:type="table" w:styleId="767">
     <w:name w:val="List Table 2 - Accent 3"/>
-    <w:basedOn w:val="665"/>
+    <w:basedOn w:val="887"/>
     <w:uiPriority w:val="99"/>
     <w:pPr>
       <w:pBdr/>
@@ -17365,9 +17579,9 @@
       </w:tcPr>
     </w:tblStylePr>
   </w:style>
-  <w:style w:type="table" w:styleId="79">
+  <w:style w:type="table" w:styleId="768">
     <w:name w:val="List Table 2 - Accent 4"/>
-    <w:basedOn w:val="665"/>
+    <w:basedOn w:val="887"/>
     <w:uiPriority w:val="99"/>
     <w:pPr>
       <w:pBdr/>
@@ -17603,9 +17817,9 @@
       </w:tcPr>
     </w:tblStylePr>
   </w:style>
-  <w:style w:type="table" w:styleId="80">
+  <w:style w:type="table" w:styleId="769">
     <w:name w:val="List Table 2 - Accent 5"/>
-    <w:basedOn w:val="665"/>
+    <w:basedOn w:val="887"/>
     <w:uiPriority w:val="99"/>
     <w:pPr>
       <w:pBdr/>
@@ -17841,9 +18055,9 @@
       </w:tcPr>
     </w:tblStylePr>
   </w:style>
-  <w:style w:type="table" w:styleId="81">
+  <w:style w:type="table" w:styleId="770">
     <w:name w:val="List Table 2 - Accent 6"/>
-    <w:basedOn w:val="665"/>
+    <w:basedOn w:val="887"/>
     <w:uiPriority w:val="99"/>
     <w:pPr>
       <w:pBdr/>
@@ -18079,9 +18293,9 @@
       </w:tcPr>
     </w:tblStylePr>
   </w:style>
-  <w:style w:type="table" w:styleId="82">
+  <w:style w:type="table" w:styleId="771">
     <w:name w:val="List Table 3"/>
-    <w:basedOn w:val="665"/>
+    <w:basedOn w:val="887"/>
     <w:uiPriority w:val="99"/>
     <w:pPr>
       <w:pBdr/>
@@ -18307,9 +18521,9 @@
       </w:tcPr>
     </w:tblStylePr>
   </w:style>
-  <w:style w:type="table" w:styleId="83">
+  <w:style w:type="table" w:styleId="772">
     <w:name w:val="List Table 3 - Accent 1"/>
-    <w:basedOn w:val="665"/>
+    <w:basedOn w:val="887"/>
     <w:uiPriority w:val="99"/>
     <w:pPr>
       <w:pBdr/>
@@ -18535,9 +18749,9 @@
       </w:tcPr>
     </w:tblStylePr>
   </w:style>
-  <w:style w:type="table" w:styleId="84">
+  <w:style w:type="table" w:styleId="773">
     <w:name w:val="List Table 3 - Accent 2"/>
-    <w:basedOn w:val="665"/>
+    <w:basedOn w:val="887"/>
     <w:uiPriority w:val="99"/>
     <w:pPr>
       <w:pBdr/>
@@ -18763,9 +18977,9 @@
       </w:tcPr>
     </w:tblStylePr>
   </w:style>
-  <w:style w:type="table" w:styleId="85">
+  <w:style w:type="table" w:styleId="774">
     <w:name w:val="List Table 3 - Accent 3"/>
-    <w:basedOn w:val="665"/>
+    <w:basedOn w:val="887"/>
     <w:uiPriority w:val="99"/>
     <w:pPr>
       <w:pBdr/>
@@ -18991,9 +19205,9 @@
       </w:tcPr>
     </w:tblStylePr>
   </w:style>
-  <w:style w:type="table" w:styleId="86">
+  <w:style w:type="table" w:styleId="775">
     <w:name w:val="List Table 3 - Accent 4"/>
-    <w:basedOn w:val="665"/>
+    <w:basedOn w:val="887"/>
     <w:uiPriority w:val="99"/>
     <w:pPr>
       <w:pBdr/>
@@ -19219,9 +19433,9 @@
       </w:tcPr>
     </w:tblStylePr>
   </w:style>
-  <w:style w:type="table" w:styleId="87">
+  <w:style w:type="table" w:styleId="776">
     <w:name w:val="List Table 3 - Accent 5"/>
-    <w:basedOn w:val="665"/>
+    <w:basedOn w:val="887"/>
     <w:uiPriority w:val="99"/>
     <w:pPr>
       <w:pBdr/>
@@ -19447,9 +19661,9 @@
       </w:tcPr>
     </w:tblStylePr>
   </w:style>
-  <w:style w:type="table" w:styleId="88">
+  <w:style w:type="table" w:styleId="777">
     <w:name w:val="List Table 3 - Accent 6"/>
-    <w:basedOn w:val="665"/>
+    <w:basedOn w:val="887"/>
     <w:uiPriority w:val="99"/>
     <w:pPr>
       <w:pBdr/>
@@ -19675,9 +19889,9 @@
       </w:tcPr>
     </w:tblStylePr>
   </w:style>
-  <w:style w:type="table" w:styleId="89">
+  <w:style w:type="table" w:styleId="778">
     <w:name w:val="List Table 4"/>
-    <w:basedOn w:val="665"/>
+    <w:basedOn w:val="887"/>
     <w:uiPriority w:val="99"/>
     <w:pPr>
       <w:pBdr/>
@@ -19900,9 +20114,9 @@
       </w:tcPr>
     </w:tblStylePr>
   </w:style>
-  <w:style w:type="table" w:styleId="90">
+  <w:style w:type="table" w:styleId="779">
     <w:name w:val="List Table 4 - Accent 1"/>
-    <w:basedOn w:val="665"/>
+    <w:basedOn w:val="887"/>
     <w:uiPriority w:val="99"/>
     <w:pPr>
       <w:pBdr/>
@@ -20125,9 +20339,9 @@
       </w:tcPr>
     </w:tblStylePr>
   </w:style>
-  <w:style w:type="table" w:styleId="91">
+  <w:style w:type="table" w:styleId="780">
     <w:name w:val="List Table 4 - Accent 2"/>
-    <w:basedOn w:val="665"/>
+    <w:basedOn w:val="887"/>
     <w:uiPriority w:val="99"/>
     <w:pPr>
       <w:pBdr/>
@@ -20350,9 +20564,9 @@
       </w:tcPr>
     </w:tblStylePr>
   </w:style>
-  <w:style w:type="table" w:styleId="92">
+  <w:style w:type="table" w:styleId="781">
     <w:name w:val="List Table 4 - Accent 3"/>
-    <w:basedOn w:val="665"/>
+    <w:basedOn w:val="887"/>
     <w:uiPriority w:val="99"/>
     <w:pPr>
       <w:pBdr/>
@@ -20575,9 +20789,9 @@
       </w:tcPr>
     </w:tblStylePr>
   </w:style>
-  <w:style w:type="table" w:styleId="93">
+  <w:style w:type="table" w:styleId="782">
     <w:name w:val="List Table 4 - Accent 4"/>
-    <w:basedOn w:val="665"/>
+    <w:basedOn w:val="887"/>
     <w:uiPriority w:val="99"/>
     <w:pPr>
       <w:pBdr/>
@@ -20800,9 +21014,9 @@
       </w:tcPr>
     </w:tblStylePr>
   </w:style>
-  <w:style w:type="table" w:styleId="94">
+  <w:style w:type="table" w:styleId="783">
     <w:name w:val="List Table 4 - Accent 5"/>
-    <w:basedOn w:val="665"/>
+    <w:basedOn w:val="887"/>
     <w:uiPriority w:val="99"/>
     <w:pPr>
       <w:pBdr/>
@@ -21025,9 +21239,9 @@
       </w:tcPr>
     </w:tblStylePr>
   </w:style>
-  <w:style w:type="table" w:styleId="95">
+  <w:style w:type="table" w:styleId="784">
     <w:name w:val="List Table 4 - Accent 6"/>
-    <w:basedOn w:val="665"/>
+    <w:basedOn w:val="887"/>
     <w:uiPriority w:val="99"/>
     <w:pPr>
       <w:pBdr/>
@@ -21250,9 +21464,9 @@
       </w:tcPr>
     </w:tblStylePr>
   </w:style>
-  <w:style w:type="table" w:styleId="96">
+  <w:style w:type="table" w:styleId="785">
     <w:name w:val="List Table 5 Dark"/>
-    <w:basedOn w:val="665"/>
+    <w:basedOn w:val="887"/>
     <w:uiPriority w:val="99"/>
     <w:pPr>
       <w:pBdr/>
@@ -21492,9 +21706,9 @@
       </w:tcPr>
     </w:tblStylePr>
   </w:style>
-  <w:style w:type="table" w:styleId="97">
+  <w:style w:type="table" w:styleId="786">
     <w:name w:val="List Table 5 Dark - Accent 1"/>
-    <w:basedOn w:val="665"/>
+    <w:basedOn w:val="887"/>
     <w:uiPriority w:val="99"/>
     <w:pPr>
       <w:pBdr/>
@@ -21734,9 +21948,9 @@
       </w:tcPr>
     </w:tblStylePr>
   </w:style>
-  <w:style w:type="table" w:styleId="98">
+  <w:style w:type="table" w:styleId="787">
     <w:name w:val="List Table 5 Dark - Accent 2"/>
-    <w:basedOn w:val="665"/>
+    <w:basedOn w:val="887"/>
     <w:uiPriority w:val="99"/>
     <w:pPr>
       <w:pBdr/>
@@ -21976,9 +22190,9 @@
       </w:tcPr>
     </w:tblStylePr>
   </w:style>
-  <w:style w:type="table" w:styleId="99">
+  <w:style w:type="table" w:styleId="788">
     <w:name w:val="List Table 5 Dark - Accent 3"/>
-    <w:basedOn w:val="665"/>
+    <w:basedOn w:val="887"/>
     <w:uiPriority w:val="99"/>
     <w:pPr>
       <w:pBdr/>
@@ -22218,9 +22432,9 @@
       </w:tcPr>
     </w:tblStylePr>
   </w:style>
-  <w:style w:type="table" w:styleId="100">
+  <w:style w:type="table" w:styleId="789">
     <w:name w:val="List Table 5 Dark - Accent 4"/>
-    <w:basedOn w:val="665"/>
+    <w:basedOn w:val="887"/>
     <w:uiPriority w:val="99"/>
     <w:pPr>
       <w:pBdr/>
@@ -22460,9 +22674,9 @@
       </w:tcPr>
     </w:tblStylePr>
   </w:style>
-  <w:style w:type="table" w:styleId="101">
+  <w:style w:type="table" w:styleId="790">
     <w:name w:val="List Table 5 Dark - Accent 5"/>
-    <w:basedOn w:val="665"/>
+    <w:basedOn w:val="887"/>
     <w:uiPriority w:val="99"/>
     <w:pPr>
       <w:pBdr/>
@@ -22702,9 +22916,9 @@
       </w:tcPr>
     </w:tblStylePr>
   </w:style>
-  <w:style w:type="table" w:styleId="102">
+  <w:style w:type="table" w:styleId="791">
     <w:name w:val="List Table 5 Dark - Accent 6"/>
-    <w:basedOn w:val="665"/>
+    <w:basedOn w:val="887"/>
     <w:uiPriority w:val="99"/>
     <w:pPr>
       <w:pBdr/>
@@ -22944,9 +23158,9 @@
       </w:tcPr>
     </w:tblStylePr>
   </w:style>
-  <w:style w:type="table" w:styleId="103">
+  <w:style w:type="table" w:styleId="792">
     <w:name w:val="List Table 6 Colorful"/>
-    <w:basedOn w:val="665"/>
+    <w:basedOn w:val="887"/>
     <w:uiPriority w:val="99"/>
     <w:pPr>
       <w:pBdr/>
@@ -23167,9 +23381,9 @@
       </w:tcPr>
     </w:tblStylePr>
   </w:style>
-  <w:style w:type="table" w:styleId="104">
+  <w:style w:type="table" w:styleId="793">
     <w:name w:val="List Table 6 Colorful - Accent 1"/>
-    <w:basedOn w:val="665"/>
+    <w:basedOn w:val="887"/>
     <w:uiPriority w:val="99"/>
     <w:pPr>
       <w:pBdr/>
@@ -23390,9 +23604,9 @@
       </w:tcPr>
     </w:tblStylePr>
   </w:style>
-  <w:style w:type="table" w:styleId="105">
+  <w:style w:type="table" w:styleId="794">
     <w:name w:val="List Table 6 Colorful - Accent 2"/>
-    <w:basedOn w:val="665"/>
+    <w:basedOn w:val="887"/>
     <w:uiPriority w:val="99"/>
     <w:pPr>
       <w:pBdr/>
@@ -23613,9 +23827,9 @@
       </w:tcPr>
     </w:tblStylePr>
   </w:style>
-  <w:style w:type="table" w:styleId="106">
+  <w:style w:type="table" w:styleId="795">
     <w:name w:val="List Table 6 Colorful - Accent 3"/>
-    <w:basedOn w:val="665"/>
+    <w:basedOn w:val="887"/>
     <w:uiPriority w:val="99"/>
     <w:pPr>
       <w:pBdr/>
@@ -23836,9 +24050,9 @@
       </w:tcPr>
     </w:tblStylePr>
   </w:style>
-  <w:style w:type="table" w:styleId="107">
+  <w:style w:type="table" w:styleId="796">
     <w:name w:val="List Table 6 Colorful - Accent 4"/>
-    <w:basedOn w:val="665"/>
+    <w:basedOn w:val="887"/>
     <w:uiPriority w:val="99"/>
     <w:pPr>
       <w:pBdr/>
@@ -24059,9 +24273,9 @@
       </w:tcPr>
     </w:tblStylePr>
   </w:style>
-  <w:style w:type="table" w:styleId="108">
+  <w:style w:type="table" w:styleId="797">
     <w:name w:val="List Table 6 Colorful - Accent 5"/>
-    <w:basedOn w:val="665"/>
+    <w:basedOn w:val="887"/>
     <w:uiPriority w:val="99"/>
     <w:pPr>
       <w:pBdr/>
@@ -24282,9 +24496,9 @@
       </w:tcPr>
     </w:tblStylePr>
   </w:style>
-  <w:style w:type="table" w:styleId="109">
+  <w:style w:type="table" w:styleId="798">
     <w:name w:val="List Table 6 Colorful - Accent 6"/>
-    <w:basedOn w:val="665"/>
+    <w:basedOn w:val="887"/>
     <w:uiPriority w:val="99"/>
     <w:pPr>
       <w:pBdr/>
@@ -24505,9 +24719,9 @@
       </w:tcPr>
     </w:tblStylePr>
   </w:style>
-  <w:style w:type="table" w:styleId="110">
+  <w:style w:type="table" w:styleId="799">
     <w:name w:val="List Table 7 Colorful"/>
-    <w:basedOn w:val="665"/>
+    <w:basedOn w:val="887"/>
     <w:uiPriority w:val="99"/>
     <w:pPr>
       <w:pBdr/>
@@ -24606,11 +24820,11 @@
         <w:tblBorders/>
       </w:tblPr>
       <w:tcPr>
-        <w:shd w:color="ffffff"/>
+        <w:shd w:val="clear" w:color="ffffff"/>
         <w:tcBorders>
-          <w:top w:val="none"/>
-          <w:left w:val="none"/>
-          <w:bottom w:val="none"/>
+          <w:top w:val="none" w:color="000000" w:sz="4" w:space="0"/>
+          <w:left w:val="none" w:color="000000" w:sz="4" w:space="0"/>
+          <w:bottom w:val="none" w:color="000000" w:sz="4" w:space="0"/>
           <w:right w:val="single" w:color="000000" w:themeColor="text1" w:themeTint="80" w:sz="4" w:space="0"/>
         </w:tcBorders>
       </w:tcPr>
@@ -24633,10 +24847,10 @@
       <w:tcPr>
         <w:shd w:val="clear" w:color="ffffff" w:themeColor="light1" w:fill="ffffff" w:themeFill="light1"/>
         <w:tcBorders>
-          <w:top w:val="none"/>
-          <w:left w:val="none"/>
+          <w:top w:val="none" w:color="000000" w:sz="4" w:space="0"/>
+          <w:left w:val="none" w:color="000000" w:sz="4" w:space="0"/>
           <w:bottom w:val="single" w:color="000000" w:themeColor="text1" w:themeTint="80" w:sz="4" w:space="0"/>
-          <w:right w:val="none"/>
+          <w:right w:val="none" w:color="000000" w:sz="4" w:space="0"/>
         </w:tcBorders>
       </w:tcPr>
     </w:tblStylePr>
@@ -24656,12 +24870,12 @@
         <w:tblBorders/>
       </w:tblPr>
       <w:tcPr>
-        <w:shd w:color="ffffff"/>
+        <w:shd w:val="clear" w:color="ffffff"/>
         <w:tcBorders>
-          <w:top w:val="none"/>
+          <w:top w:val="none" w:color="000000" w:sz="4" w:space="0"/>
           <w:left w:val="single" w:color="000000" w:themeColor="text1" w:themeTint="80" w:sz="4" w:space="0"/>
-          <w:bottom w:val="none"/>
-          <w:right w:val="none"/>
+          <w:bottom w:val="none" w:color="000000" w:sz="4" w:space="0"/>
+          <w:right w:val="none" w:color="000000" w:sz="4" w:space="0"/>
         </w:tcBorders>
       </w:tcPr>
     </w:tblStylePr>
@@ -24684,9 +24898,9 @@
         <w:shd w:val="clear" w:color="ffffff" w:themeColor="light1" w:fill="ffffff" w:themeFill="light1"/>
         <w:tcBorders>
           <w:top w:val="single" w:color="000000" w:themeColor="text1" w:themeTint="80" w:sz="4" w:space="0"/>
-          <w:left w:val="none"/>
-          <w:bottom w:val="none"/>
-          <w:right w:val="none"/>
+          <w:left w:val="none" w:color="000000" w:sz="4" w:space="0"/>
+          <w:bottom w:val="none" w:color="000000" w:sz="4" w:space="0"/>
+          <w:right w:val="none" w:color="000000" w:sz="4" w:space="0"/>
         </w:tcBorders>
       </w:tcPr>
     </w:tblStylePr>
@@ -24761,9 +24975,9 @@
       </w:tcPr>
     </w:tblStylePr>
   </w:style>
-  <w:style w:type="table" w:styleId="111">
+  <w:style w:type="table" w:styleId="800">
     <w:name w:val="List Table 7 Colorful - Accent 1"/>
-    <w:basedOn w:val="665"/>
+    <w:basedOn w:val="887"/>
     <w:uiPriority w:val="99"/>
     <w:pPr>
       <w:pBdr/>
@@ -24862,11 +25076,11 @@
         <w:tblBorders/>
       </w:tblPr>
       <w:tcPr>
-        <w:shd w:color="ffffff"/>
+        <w:shd w:val="clear" w:color="ffffff"/>
         <w:tcBorders>
-          <w:top w:val="none"/>
-          <w:left w:val="none"/>
-          <w:bottom w:val="none"/>
+          <w:top w:val="none" w:color="000000" w:sz="4" w:space="0"/>
+          <w:left w:val="none" w:color="000000" w:sz="4" w:space="0"/>
+          <w:bottom w:val="none" w:color="000000" w:sz="4" w:space="0"/>
           <w:right w:val="single" w:color="000000" w:themeColor="accent1" w:sz="4" w:space="0"/>
         </w:tcBorders>
       </w:tcPr>
@@ -24889,10 +25103,10 @@
       <w:tcPr>
         <w:shd w:val="clear" w:color="ffffff" w:themeColor="light1" w:fill="ffffff" w:themeFill="light1"/>
         <w:tcBorders>
-          <w:top w:val="none"/>
-          <w:left w:val="none"/>
+          <w:top w:val="none" w:color="000000" w:sz="4" w:space="0"/>
+          <w:left w:val="none" w:color="000000" w:sz="4" w:space="0"/>
           <w:bottom w:val="single" w:color="000000" w:themeColor="accent1" w:sz="4" w:space="0"/>
-          <w:right w:val="none"/>
+          <w:right w:val="none" w:color="000000" w:sz="4" w:space="0"/>
         </w:tcBorders>
       </w:tcPr>
     </w:tblStylePr>
@@ -24912,12 +25126,12 @@
         <w:tblBorders/>
       </w:tblPr>
       <w:tcPr>
-        <w:shd w:color="ffffff"/>
+        <w:shd w:val="clear" w:color="ffffff"/>
         <w:tcBorders>
-          <w:top w:val="none"/>
+          <w:top w:val="none" w:color="000000" w:sz="4" w:space="0"/>
           <w:left w:val="single" w:color="000000" w:themeColor="accent1" w:sz="4" w:space="0"/>
-          <w:bottom w:val="none"/>
-          <w:right w:val="none"/>
+          <w:bottom w:val="none" w:color="000000" w:sz="4" w:space="0"/>
+          <w:right w:val="none" w:color="000000" w:sz="4" w:space="0"/>
         </w:tcBorders>
       </w:tcPr>
     </w:tblStylePr>
@@ -24940,9 +25154,9 @@
         <w:shd w:val="clear" w:color="ffffff" w:themeColor="light1" w:fill="ffffff" w:themeFill="light1"/>
         <w:tcBorders>
           <w:top w:val="single" w:color="000000" w:themeColor="accent1" w:sz="4" w:space="0"/>
-          <w:left w:val="none"/>
-          <w:bottom w:val="none"/>
-          <w:right w:val="none"/>
+          <w:left w:val="none" w:color="000000" w:sz="4" w:space="0"/>
+          <w:bottom w:val="none" w:color="000000" w:sz="4" w:space="0"/>
+          <w:right w:val="none" w:color="000000" w:sz="4" w:space="0"/>
         </w:tcBorders>
       </w:tcPr>
     </w:tblStylePr>
@@ -25017,9 +25231,9 @@
       </w:tcPr>
     </w:tblStylePr>
   </w:style>
-  <w:style w:type="table" w:styleId="112">
+  <w:style w:type="table" w:styleId="801">
     <w:name w:val="List Table 7 Colorful - Accent 2"/>
-    <w:basedOn w:val="665"/>
+    <w:basedOn w:val="887"/>
     <w:uiPriority w:val="99"/>
     <w:pPr>
       <w:pBdr/>
@@ -25118,11 +25332,11 @@
         <w:tblBorders/>
       </w:tblPr>
       <w:tcPr>
-        <w:shd w:color="ffffff"/>
+        <w:shd w:val="clear" w:color="ffffff"/>
         <w:tcBorders>
-          <w:top w:val="none"/>
-          <w:left w:val="none"/>
-          <w:bottom w:val="none"/>
+          <w:top w:val="none" w:color="000000" w:sz="4" w:space="0"/>
+          <w:left w:val="none" w:color="000000" w:sz="4" w:space="0"/>
+          <w:bottom w:val="none" w:color="000000" w:sz="4" w:space="0"/>
           <w:right w:val="single" w:color="000000" w:themeColor="accent2" w:themeTint="97" w:sz="4" w:space="0"/>
         </w:tcBorders>
       </w:tcPr>
@@ -25145,10 +25359,10 @@
       <w:tcPr>
         <w:shd w:val="clear" w:color="ffffff" w:themeColor="light1" w:fill="ffffff" w:themeFill="light1"/>
         <w:tcBorders>
-          <w:top w:val="none"/>
-          <w:left w:val="none"/>
+          <w:top w:val="none" w:color="000000" w:sz="4" w:space="0"/>
+          <w:left w:val="none" w:color="000000" w:sz="4" w:space="0"/>
           <w:bottom w:val="single" w:color="000000" w:themeColor="accent2" w:themeTint="97" w:sz="4" w:space="0"/>
-          <w:right w:val="none"/>
+          <w:right w:val="none" w:color="000000" w:sz="4" w:space="0"/>
         </w:tcBorders>
       </w:tcPr>
     </w:tblStylePr>
@@ -25168,12 +25382,12 @@
         <w:tblBorders/>
       </w:tblPr>
       <w:tcPr>
-        <w:shd w:color="ffffff"/>
+        <w:shd w:val="clear" w:color="ffffff"/>
         <w:tcBorders>
-          <w:top w:val="none"/>
+          <w:top w:val="none" w:color="000000" w:sz="4" w:space="0"/>
           <w:left w:val="single" w:color="000000" w:themeColor="accent2" w:themeTint="97" w:sz="4" w:space="0"/>
-          <w:bottom w:val="none"/>
-          <w:right w:val="none"/>
+          <w:bottom w:val="none" w:color="000000" w:sz="4" w:space="0"/>
+          <w:right w:val="none" w:color="000000" w:sz="4" w:space="0"/>
         </w:tcBorders>
       </w:tcPr>
     </w:tblStylePr>
@@ -25196,9 +25410,9 @@
         <w:shd w:val="clear" w:color="ffffff" w:themeColor="light1" w:fill="ffffff" w:themeFill="light1"/>
         <w:tcBorders>
           <w:top w:val="single" w:color="000000" w:themeColor="accent2" w:themeTint="97" w:sz="4" w:space="0"/>
-          <w:left w:val="none"/>
-          <w:bottom w:val="none"/>
-          <w:right w:val="none"/>
+          <w:left w:val="none" w:color="000000" w:sz="4" w:space="0"/>
+          <w:bottom w:val="none" w:color="000000" w:sz="4" w:space="0"/>
+          <w:right w:val="none" w:color="000000" w:sz="4" w:space="0"/>
         </w:tcBorders>
       </w:tcPr>
     </w:tblStylePr>
@@ -25273,9 +25487,9 @@
       </w:tcPr>
     </w:tblStylePr>
   </w:style>
-  <w:style w:type="table" w:styleId="113">
+  <w:style w:type="table" w:styleId="802">
     <w:name w:val="List Table 7 Colorful - Accent 3"/>
-    <w:basedOn w:val="665"/>
+    <w:basedOn w:val="887"/>
     <w:uiPriority w:val="99"/>
     <w:pPr>
       <w:pBdr/>
@@ -25374,11 +25588,11 @@
         <w:tblBorders/>
       </w:tblPr>
       <w:tcPr>
-        <w:shd w:color="ffffff"/>
+        <w:shd w:val="clear" w:color="ffffff"/>
         <w:tcBorders>
-          <w:top w:val="none"/>
-          <w:left w:val="none"/>
-          <w:bottom w:val="none"/>
+          <w:top w:val="none" w:color="000000" w:sz="4" w:space="0"/>
+          <w:left w:val="none" w:color="000000" w:sz="4" w:space="0"/>
+          <w:bottom w:val="none" w:color="000000" w:sz="4" w:space="0"/>
           <w:right w:val="single" w:color="000000" w:themeColor="accent3" w:themeTint="98" w:sz="4" w:space="0"/>
         </w:tcBorders>
       </w:tcPr>
@@ -25401,10 +25615,10 @@
       <w:tcPr>
         <w:shd w:val="clear" w:color="ffffff" w:themeColor="light1" w:fill="ffffff" w:themeFill="light1"/>
         <w:tcBorders>
-          <w:top w:val="none"/>
-          <w:left w:val="none"/>
+          <w:top w:val="none" w:color="000000" w:sz="4" w:space="0"/>
+          <w:left w:val="none" w:color="000000" w:sz="4" w:space="0"/>
           <w:bottom w:val="single" w:color="000000" w:themeColor="accent3" w:themeTint="98" w:sz="4" w:space="0"/>
-          <w:right w:val="none"/>
+          <w:right w:val="none" w:color="000000" w:sz="4" w:space="0"/>
         </w:tcBorders>
       </w:tcPr>
     </w:tblStylePr>
@@ -25424,12 +25638,12 @@
         <w:tblBorders/>
       </w:tblPr>
       <w:tcPr>
-        <w:shd w:color="ffffff"/>
+        <w:shd w:val="clear" w:color="ffffff"/>
         <w:tcBorders>
-          <w:top w:val="none"/>
+          <w:top w:val="none" w:color="000000" w:sz="4" w:space="0"/>
           <w:left w:val="single" w:color="000000" w:themeColor="accent3" w:themeTint="98" w:sz="4" w:space="0"/>
-          <w:bottom w:val="none"/>
-          <w:right w:val="none"/>
+          <w:bottom w:val="none" w:color="000000" w:sz="4" w:space="0"/>
+          <w:right w:val="none" w:color="000000" w:sz="4" w:space="0"/>
         </w:tcBorders>
       </w:tcPr>
     </w:tblStylePr>
@@ -25452,9 +25666,9 @@
         <w:shd w:val="clear" w:color="ffffff" w:themeColor="light1" w:fill="ffffff" w:themeFill="light1"/>
         <w:tcBorders>
           <w:top w:val="single" w:color="000000" w:themeColor="accent3" w:themeTint="98" w:sz="4" w:space="0"/>
-          <w:left w:val="none"/>
-          <w:bottom w:val="none"/>
-          <w:right w:val="none"/>
+          <w:left w:val="none" w:color="000000" w:sz="4" w:space="0"/>
+          <w:bottom w:val="none" w:color="000000" w:sz="4" w:space="0"/>
+          <w:right w:val="none" w:color="000000" w:sz="4" w:space="0"/>
         </w:tcBorders>
       </w:tcPr>
     </w:tblStylePr>
@@ -25529,9 +25743,9 @@
       </w:tcPr>
     </w:tblStylePr>
   </w:style>
-  <w:style w:type="table" w:styleId="114">
+  <w:style w:type="table" w:styleId="803">
     <w:name w:val="List Table 7 Colorful - Accent 4"/>
-    <w:basedOn w:val="665"/>
+    <w:basedOn w:val="887"/>
     <w:uiPriority w:val="99"/>
     <w:pPr>
       <w:pBdr/>
@@ -25630,11 +25844,11 @@
         <w:tblBorders/>
       </w:tblPr>
       <w:tcPr>
-        <w:shd w:color="ffffff"/>
+        <w:shd w:val="clear" w:color="ffffff"/>
         <w:tcBorders>
-          <w:top w:val="none"/>
-          <w:left w:val="none"/>
-          <w:bottom w:val="none"/>
+          <w:top w:val="none" w:color="000000" w:sz="4" w:space="0"/>
+          <w:left w:val="none" w:color="000000" w:sz="4" w:space="0"/>
+          <w:bottom w:val="none" w:color="000000" w:sz="4" w:space="0"/>
           <w:right w:val="single" w:color="000000" w:themeColor="accent4" w:themeTint="9A" w:sz="4" w:space="0"/>
         </w:tcBorders>
       </w:tcPr>
@@ -25657,10 +25871,10 @@
       <w:tcPr>
         <w:shd w:val="clear" w:color="ffffff" w:themeColor="light1" w:fill="ffffff" w:themeFill="light1"/>
         <w:tcBorders>
-          <w:top w:val="none"/>
-          <w:left w:val="none"/>
+          <w:top w:val="none" w:color="000000" w:sz="4" w:space="0"/>
+          <w:left w:val="none" w:color="000000" w:sz="4" w:space="0"/>
           <w:bottom w:val="single" w:color="000000" w:themeColor="accent4" w:themeTint="9A" w:sz="4" w:space="0"/>
-          <w:right w:val="none"/>
+          <w:right w:val="none" w:color="000000" w:sz="4" w:space="0"/>
         </w:tcBorders>
       </w:tcPr>
     </w:tblStylePr>
@@ -25680,12 +25894,12 @@
         <w:tblBorders/>
       </w:tblPr>
       <w:tcPr>
-        <w:shd w:color="ffffff"/>
+        <w:shd w:val="clear" w:color="ffffff"/>
         <w:tcBorders>
-          <w:top w:val="none"/>
+          <w:top w:val="none" w:color="000000" w:sz="4" w:space="0"/>
           <w:left w:val="single" w:color="000000" w:themeColor="accent4" w:themeTint="9A" w:sz="4" w:space="0"/>
-          <w:bottom w:val="none"/>
-          <w:right w:val="none"/>
+          <w:bottom w:val="none" w:color="000000" w:sz="4" w:space="0"/>
+          <w:right w:val="none" w:color="000000" w:sz="4" w:space="0"/>
         </w:tcBorders>
       </w:tcPr>
     </w:tblStylePr>
@@ -25708,9 +25922,9 @@
         <w:shd w:val="clear" w:color="ffffff" w:themeColor="light1" w:fill="ffffff" w:themeFill="light1"/>
         <w:tcBorders>
           <w:top w:val="single" w:color="000000" w:themeColor="accent4" w:themeTint="9A" w:sz="4" w:space="0"/>
-          <w:left w:val="none"/>
-          <w:bottom w:val="none"/>
-          <w:right w:val="none"/>
+          <w:left w:val="none" w:color="000000" w:sz="4" w:space="0"/>
+          <w:bottom w:val="none" w:color="000000" w:sz="4" w:space="0"/>
+          <w:right w:val="none" w:color="000000" w:sz="4" w:space="0"/>
         </w:tcBorders>
       </w:tcPr>
     </w:tblStylePr>
@@ -25785,9 +25999,9 @@
       </w:tcPr>
     </w:tblStylePr>
   </w:style>
-  <w:style w:type="table" w:styleId="115">
+  <w:style w:type="table" w:styleId="804">
     <w:name w:val="List Table 7 Colorful - Accent 5"/>
-    <w:basedOn w:val="665"/>
+    <w:basedOn w:val="887"/>
     <w:uiPriority w:val="99"/>
     <w:pPr>
       <w:pBdr/>
@@ -25886,11 +26100,11 @@
         <w:tblBorders/>
       </w:tblPr>
       <w:tcPr>
-        <w:shd w:color="ffffff"/>
+        <w:shd w:val="clear" w:color="ffffff"/>
         <w:tcBorders>
-          <w:top w:val="none"/>
-          <w:left w:val="none"/>
-          <w:bottom w:val="none"/>
+          <w:top w:val="none" w:color="000000" w:sz="4" w:space="0"/>
+          <w:left w:val="none" w:color="000000" w:sz="4" w:space="0"/>
+          <w:bottom w:val="none" w:color="000000" w:sz="4" w:space="0"/>
           <w:right w:val="single" w:color="000000" w:themeColor="accent5" w:themeTint="9A" w:sz="4" w:space="0"/>
         </w:tcBorders>
       </w:tcPr>
@@ -25913,10 +26127,10 @@
       <w:tcPr>
         <w:shd w:val="clear" w:color="ffffff" w:themeColor="light1" w:fill="ffffff" w:themeFill="light1"/>
         <w:tcBorders>
-          <w:top w:val="none"/>
-          <w:left w:val="none"/>
+          <w:top w:val="none" w:color="000000" w:sz="4" w:space="0"/>
+          <w:left w:val="none" w:color="000000" w:sz="4" w:space="0"/>
           <w:bottom w:val="single" w:color="000000" w:themeColor="accent5" w:themeTint="9A" w:sz="4" w:space="0"/>
-          <w:right w:val="none"/>
+          <w:right w:val="none" w:color="000000" w:sz="4" w:space="0"/>
         </w:tcBorders>
       </w:tcPr>
     </w:tblStylePr>
@@ -25936,12 +26150,12 @@
         <w:tblBorders/>
       </w:tblPr>
       <w:tcPr>
-        <w:shd w:color="ffffff"/>
+        <w:shd w:val="clear" w:color="ffffff"/>
         <w:tcBorders>
-          <w:top w:val="none"/>
+          <w:top w:val="none" w:color="000000" w:sz="4" w:space="0"/>
           <w:left w:val="single" w:color="000000" w:themeColor="accent5" w:themeTint="9A" w:sz="4" w:space="0"/>
-          <w:bottom w:val="none"/>
-          <w:right w:val="none"/>
+          <w:bottom w:val="none" w:color="000000" w:sz="4" w:space="0"/>
+          <w:right w:val="none" w:color="000000" w:sz="4" w:space="0"/>
         </w:tcBorders>
       </w:tcPr>
     </w:tblStylePr>
@@ -25964,9 +26178,9 @@
         <w:shd w:val="clear" w:color="ffffff" w:themeColor="light1" w:fill="ffffff" w:themeFill="light1"/>
         <w:tcBorders>
           <w:top w:val="single" w:color="000000" w:themeColor="accent5" w:themeTint="9A" w:sz="4" w:space="0"/>
-          <w:left w:val="none"/>
-          <w:bottom w:val="none"/>
-          <w:right w:val="none"/>
+          <w:left w:val="none" w:color="000000" w:sz="4" w:space="0"/>
+          <w:bottom w:val="none" w:color="000000" w:sz="4" w:space="0"/>
+          <w:right w:val="none" w:color="000000" w:sz="4" w:space="0"/>
         </w:tcBorders>
       </w:tcPr>
     </w:tblStylePr>
@@ -26041,9 +26255,9 @@
       </w:tcPr>
     </w:tblStylePr>
   </w:style>
-  <w:style w:type="table" w:styleId="116">
+  <w:style w:type="table" w:styleId="805">
     <w:name w:val="List Table 7 Colorful - Accent 6"/>
-    <w:basedOn w:val="665"/>
+    <w:basedOn w:val="887"/>
     <w:uiPriority w:val="99"/>
     <w:pPr>
       <w:pBdr/>
@@ -26142,11 +26356,11 @@
         <w:tblBorders/>
       </w:tblPr>
       <w:tcPr>
-        <w:shd w:color="ffffff"/>
+        <w:shd w:val="clear" w:color="ffffff"/>
         <w:tcBorders>
-          <w:top w:val="none"/>
-          <w:left w:val="none"/>
-          <w:bottom w:val="none"/>
+          <w:top w:val="none" w:color="000000" w:sz="4" w:space="0"/>
+          <w:left w:val="none" w:color="000000" w:sz="4" w:space="0"/>
+          <w:bottom w:val="none" w:color="000000" w:sz="4" w:space="0"/>
           <w:right w:val="single" w:color="000000" w:themeColor="accent6" w:themeTint="98" w:sz="4" w:space="0"/>
         </w:tcBorders>
       </w:tcPr>
@@ -26169,10 +26383,10 @@
       <w:tcPr>
         <w:shd w:val="clear" w:color="ffffff" w:themeColor="light1" w:fill="ffffff" w:themeFill="light1"/>
         <w:tcBorders>
-          <w:top w:val="none"/>
-          <w:left w:val="none"/>
+          <w:top w:val="none" w:color="000000" w:sz="4" w:space="0"/>
+          <w:left w:val="none" w:color="000000" w:sz="4" w:space="0"/>
           <w:bottom w:val="single" w:color="000000" w:themeColor="accent6" w:themeTint="98" w:sz="4" w:space="0"/>
-          <w:right w:val="none"/>
+          <w:right w:val="none" w:color="000000" w:sz="4" w:space="0"/>
         </w:tcBorders>
       </w:tcPr>
     </w:tblStylePr>
@@ -26192,12 +26406,12 @@
         <w:tblBorders/>
       </w:tblPr>
       <w:tcPr>
-        <w:shd w:color="ffffff"/>
+        <w:shd w:val="clear" w:color="ffffff"/>
         <w:tcBorders>
-          <w:top w:val="none"/>
+          <w:top w:val="none" w:color="000000" w:sz="4" w:space="0"/>
           <w:left w:val="single" w:color="000000" w:themeColor="accent6" w:themeTint="98" w:sz="4" w:space="0"/>
-          <w:bottom w:val="none"/>
-          <w:right w:val="none"/>
+          <w:bottom w:val="none" w:color="000000" w:sz="4" w:space="0"/>
+          <w:right w:val="none" w:color="000000" w:sz="4" w:space="0"/>
         </w:tcBorders>
       </w:tcPr>
     </w:tblStylePr>
@@ -26220,9 +26434,9 @@
         <w:shd w:val="clear" w:color="ffffff" w:themeColor="light1" w:fill="ffffff" w:themeFill="light1"/>
         <w:tcBorders>
           <w:top w:val="single" w:color="000000" w:themeColor="accent6" w:themeTint="98" w:sz="4" w:space="0"/>
-          <w:left w:val="none"/>
-          <w:bottom w:val="none"/>
-          <w:right w:val="none"/>
+          <w:left w:val="none" w:color="000000" w:sz="4" w:space="0"/>
+          <w:bottom w:val="none" w:color="000000" w:sz="4" w:space="0"/>
+          <w:right w:val="none" w:color="000000" w:sz="4" w:space="0"/>
         </w:tcBorders>
       </w:tcPr>
     </w:tblStylePr>
@@ -26297,9 +26511,9 @@
       </w:tcPr>
     </w:tblStylePr>
   </w:style>
-  <w:style w:type="table" w:styleId="117">
+  <w:style w:type="table" w:styleId="806">
     <w:name w:val="Lined - Accent"/>
-    <w:basedOn w:val="665"/>
+    <w:basedOn w:val="887"/>
     <w:uiPriority w:val="99"/>
     <w:pPr>
       <w:pBdr/>
@@ -26534,9 +26748,9 @@
       </w:tcPr>
     </w:tblStylePr>
   </w:style>
-  <w:style w:type="table" w:styleId="118">
+  <w:style w:type="table" w:styleId="807">
     <w:name w:val="Lined - Accent 1"/>
-    <w:basedOn w:val="665"/>
+    <w:basedOn w:val="887"/>
     <w:uiPriority w:val="99"/>
     <w:pPr>
       <w:pBdr/>
@@ -26771,9 +26985,9 @@
       </w:tcPr>
     </w:tblStylePr>
   </w:style>
-  <w:style w:type="table" w:styleId="119">
+  <w:style w:type="table" w:styleId="808">
     <w:name w:val="Lined - Accent 2"/>
-    <w:basedOn w:val="665"/>
+    <w:basedOn w:val="887"/>
     <w:uiPriority w:val="99"/>
     <w:pPr>
       <w:pBdr/>
@@ -27008,9 +27222,9 @@
       </w:tcPr>
     </w:tblStylePr>
   </w:style>
-  <w:style w:type="table" w:styleId="120">
+  <w:style w:type="table" w:styleId="809">
     <w:name w:val="Lined - Accent 3"/>
-    <w:basedOn w:val="665"/>
+    <w:basedOn w:val="887"/>
     <w:uiPriority w:val="99"/>
     <w:pPr>
       <w:pBdr/>
@@ -27245,9 +27459,9 @@
       </w:tcPr>
     </w:tblStylePr>
   </w:style>
-  <w:style w:type="table" w:styleId="121">
+  <w:style w:type="table" w:styleId="810">
     <w:name w:val="Lined - Accent 4"/>
-    <w:basedOn w:val="665"/>
+    <w:basedOn w:val="887"/>
     <w:uiPriority w:val="99"/>
     <w:pPr>
       <w:pBdr/>
@@ -27482,9 +27696,9 @@
       </w:tcPr>
     </w:tblStylePr>
   </w:style>
-  <w:style w:type="table" w:styleId="122">
+  <w:style w:type="table" w:styleId="811">
     <w:name w:val="Lined - Accent 5"/>
-    <w:basedOn w:val="665"/>
+    <w:basedOn w:val="887"/>
     <w:uiPriority w:val="99"/>
     <w:pPr>
       <w:pBdr/>
@@ -27719,9 +27933,9 @@
       </w:tcPr>
     </w:tblStylePr>
   </w:style>
-  <w:style w:type="table" w:styleId="123">
+  <w:style w:type="table" w:styleId="812">
     <w:name w:val="Lined - Accent 6"/>
-    <w:basedOn w:val="665"/>
+    <w:basedOn w:val="887"/>
     <w:uiPriority w:val="99"/>
     <w:pPr>
       <w:pBdr/>
@@ -27956,9 +28170,9 @@
       </w:tcPr>
     </w:tblStylePr>
   </w:style>
-  <w:style w:type="table" w:styleId="124">
+  <w:style w:type="table" w:styleId="813">
     <w:name w:val="Bordered &amp; Lined - Accent"/>
-    <w:basedOn w:val="665"/>
+    <w:basedOn w:val="887"/>
     <w:uiPriority w:val="99"/>
     <w:pPr>
       <w:pBdr/>
@@ -28200,9 +28414,9 @@
       </w:tcPr>
     </w:tblStylePr>
   </w:style>
-  <w:style w:type="table" w:styleId="125">
+  <w:style w:type="table" w:styleId="814">
     <w:name w:val="Bordered &amp; Lined - Accent 1"/>
-    <w:basedOn w:val="665"/>
+    <w:basedOn w:val="887"/>
     <w:uiPriority w:val="99"/>
     <w:pPr>
       <w:pBdr/>
@@ -28444,9 +28658,9 @@
       </w:tcPr>
     </w:tblStylePr>
   </w:style>
-  <w:style w:type="table" w:styleId="126">
+  <w:style w:type="table" w:styleId="815">
     <w:name w:val="Bordered &amp; Lined - Accent 2"/>
-    <w:basedOn w:val="665"/>
+    <w:basedOn w:val="887"/>
     <w:uiPriority w:val="99"/>
     <w:pPr>
       <w:pBdr/>
@@ -28688,9 +28902,9 @@
       </w:tcPr>
     </w:tblStylePr>
   </w:style>
-  <w:style w:type="table" w:styleId="127">
+  <w:style w:type="table" w:styleId="816">
     <w:name w:val="Bordered &amp; Lined - Accent 3"/>
-    <w:basedOn w:val="665"/>
+    <w:basedOn w:val="887"/>
     <w:uiPriority w:val="99"/>
     <w:pPr>
       <w:pBdr/>
@@ -28932,9 +29146,9 @@
       </w:tcPr>
     </w:tblStylePr>
   </w:style>
-  <w:style w:type="table" w:styleId="128">
+  <w:style w:type="table" w:styleId="817">
     <w:name w:val="Bordered &amp; Lined - Accent 4"/>
-    <w:basedOn w:val="665"/>
+    <w:basedOn w:val="887"/>
     <w:uiPriority w:val="99"/>
     <w:pPr>
       <w:pBdr/>
@@ -29176,9 +29390,9 @@
       </w:tcPr>
     </w:tblStylePr>
   </w:style>
-  <w:style w:type="table" w:styleId="129">
+  <w:style w:type="table" w:styleId="818">
     <w:name w:val="Bordered &amp; Lined - Accent 5"/>
-    <w:basedOn w:val="665"/>
+    <w:basedOn w:val="887"/>
     <w:uiPriority w:val="99"/>
     <w:pPr>
       <w:pBdr/>
@@ -29420,9 +29634,9 @@
       </w:tcPr>
     </w:tblStylePr>
   </w:style>
-  <w:style w:type="table" w:styleId="130">
+  <w:style w:type="table" w:styleId="819">
     <w:name w:val="Bordered &amp; Lined - Accent 6"/>
-    <w:basedOn w:val="665"/>
+    <w:basedOn w:val="887"/>
     <w:uiPriority w:val="99"/>
     <w:pPr>
       <w:pBdr/>
@@ -29664,9 +29878,9 @@
       </w:tcPr>
     </w:tblStylePr>
   </w:style>
-  <w:style w:type="table" w:styleId="131">
+  <w:style w:type="table" w:styleId="820">
     <w:name w:val="Bordered"/>
-    <w:basedOn w:val="665"/>
+    <w:basedOn w:val="887"/>
     <w:uiPriority w:val="99"/>
     <w:pPr>
       <w:pBdr/>
@@ -29895,9 +30109,9 @@
       </w:tcPr>
     </w:tblStylePr>
   </w:style>
-  <w:style w:type="table" w:styleId="132">
+  <w:style w:type="table" w:styleId="821">
     <w:name w:val="Bordered - Accent 1"/>
-    <w:basedOn w:val="665"/>
+    <w:basedOn w:val="887"/>
     <w:uiPriority w:val="99"/>
     <w:pPr>
       <w:pBdr/>
@@ -30126,9 +30340,9 @@
       </w:tcPr>
     </w:tblStylePr>
   </w:style>
-  <w:style w:type="table" w:styleId="133">
+  <w:style w:type="table" w:styleId="822">
     <w:name w:val="Bordered - Accent 2"/>
-    <w:basedOn w:val="665"/>
+    <w:basedOn w:val="887"/>
     <w:uiPriority w:val="99"/>
     <w:pPr>
       <w:pBdr/>
@@ -30357,9 +30571,9 @@
       </w:tcPr>
     </w:tblStylePr>
   </w:style>
-  <w:style w:type="table" w:styleId="134">
+  <w:style w:type="table" w:styleId="823">
     <w:name w:val="Bordered - Accent 3"/>
-    <w:basedOn w:val="665"/>
+    <w:basedOn w:val="887"/>
     <w:uiPriority w:val="99"/>
     <w:pPr>
       <w:pBdr/>
@@ -30588,9 +30802,9 @@
       </w:tcPr>
     </w:tblStylePr>
   </w:style>
-  <w:style w:type="table" w:styleId="135">
+  <w:style w:type="table" w:styleId="824">
     <w:name w:val="Bordered - Accent 4"/>
-    <w:basedOn w:val="665"/>
+    <w:basedOn w:val="887"/>
     <w:uiPriority w:val="99"/>
     <w:pPr>
       <w:pBdr/>
@@ -30819,9 +31033,9 @@
       </w:tcPr>
     </w:tblStylePr>
   </w:style>
-  <w:style w:type="table" w:styleId="136">
+  <w:style w:type="table" w:styleId="825">
     <w:name w:val="Bordered - Accent 5"/>
-    <w:basedOn w:val="665"/>
+    <w:basedOn w:val="887"/>
     <w:uiPriority w:val="99"/>
     <w:pPr>
       <w:pBdr/>
@@ -31050,9 +31264,9 @@
       </w:tcPr>
     </w:tblStylePr>
   </w:style>
-  <w:style w:type="table" w:styleId="137">
+  <w:style w:type="table" w:styleId="826">
     <w:name w:val="Bordered - Accent 6"/>
-    <w:basedOn w:val="665"/>
+    <w:basedOn w:val="887"/>
     <w:uiPriority w:val="99"/>
     <w:pPr>
       <w:pBdr/>
@@ -31281,11 +31495,11 @@
       </w:tcPr>
     </w:tblStylePr>
   </w:style>
-  <w:style w:type="paragraph" w:styleId="139">
+  <w:style w:type="paragraph" w:styleId="827">
     <w:name w:val="Heading 1"/>
-    <w:basedOn w:val="664"/>
-    <w:next w:val="664"/>
-    <w:link w:val="150"/>
+    <w:basedOn w:val="886"/>
+    <w:next w:val="886"/>
+    <w:link w:val="837"/>
     <w:uiPriority w:val="9"/>
     <w:qFormat/>
     <w:pPr>
@@ -31303,11 +31517,11 @@
       <w:szCs w:val="40"/>
     </w:rPr>
   </w:style>
-  <w:style w:type="paragraph" w:styleId="140">
+  <w:style w:type="paragraph" w:styleId="828">
     <w:name w:val="Heading 2"/>
-    <w:basedOn w:val="664"/>
-    <w:next w:val="664"/>
-    <w:link w:val="151"/>
+    <w:basedOn w:val="886"/>
+    <w:next w:val="886"/>
+    <w:link w:val="838"/>
     <w:uiPriority w:val="9"/>
     <w:unhideWhenUsed/>
     <w:qFormat/>
@@ -31326,11 +31540,11 @@
       <w:szCs w:val="32"/>
     </w:rPr>
   </w:style>
-  <w:style w:type="paragraph" w:styleId="141">
+  <w:style w:type="paragraph" w:styleId="829">
     <w:name w:val="Heading 3"/>
-    <w:basedOn w:val="664"/>
-    <w:next w:val="664"/>
-    <w:link w:val="152"/>
+    <w:basedOn w:val="886"/>
+    <w:next w:val="886"/>
+    <w:link w:val="839"/>
     <w:uiPriority w:val="9"/>
     <w:unhideWhenUsed/>
     <w:qFormat/>
@@ -31349,11 +31563,11 @@
       <w:szCs w:val="28"/>
     </w:rPr>
   </w:style>
-  <w:style w:type="paragraph" w:styleId="142">
+  <w:style w:type="paragraph" w:styleId="830">
     <w:name w:val="Heading 4"/>
-    <w:basedOn w:val="664"/>
-    <w:next w:val="664"/>
-    <w:link w:val="153"/>
+    <w:basedOn w:val="886"/>
+    <w:next w:val="886"/>
+    <w:link w:val="840"/>
     <w:uiPriority w:val="9"/>
     <w:unhideWhenUsed/>
     <w:qFormat/>
@@ -31372,11 +31586,11 @@
       <w:color w:val="0f4761" w:themeColor="accent1" w:themeShade="BF"/>
     </w:rPr>
   </w:style>
-  <w:style w:type="paragraph" w:styleId="143">
+  <w:style w:type="paragraph" w:styleId="831">
     <w:name w:val="Heading 5"/>
-    <w:basedOn w:val="664"/>
-    <w:next w:val="664"/>
-    <w:link w:val="154"/>
+    <w:basedOn w:val="886"/>
+    <w:next w:val="886"/>
+    <w:link w:val="841"/>
     <w:uiPriority w:val="9"/>
     <w:unhideWhenUsed/>
     <w:qFormat/>
@@ -31393,11 +31607,11 @@
       <w:color w:val="0f4761" w:themeColor="accent1" w:themeShade="BF"/>
     </w:rPr>
   </w:style>
-  <w:style w:type="paragraph" w:styleId="144">
+  <w:style w:type="paragraph" w:styleId="832">
     <w:name w:val="Heading 6"/>
-    <w:basedOn w:val="664"/>
-    <w:next w:val="664"/>
-    <w:link w:val="155"/>
+    <w:basedOn w:val="886"/>
+    <w:next w:val="886"/>
+    <w:link w:val="842"/>
     <w:uiPriority w:val="9"/>
     <w:unhideWhenUsed/>
     <w:qFormat/>
@@ -31416,11 +31630,11 @@
       <w:color w:val="595959" w:themeColor="text1" w:themeTint="A6"/>
     </w:rPr>
   </w:style>
-  <w:style w:type="paragraph" w:styleId="145">
+  <w:style w:type="paragraph" w:styleId="833">
     <w:name w:val="Heading 7"/>
-    <w:basedOn w:val="664"/>
-    <w:next w:val="664"/>
-    <w:link w:val="156"/>
+    <w:basedOn w:val="886"/>
+    <w:next w:val="886"/>
+    <w:link w:val="843"/>
     <w:uiPriority w:val="9"/>
     <w:unhideWhenUsed/>
     <w:qFormat/>
@@ -31437,11 +31651,11 @@
       <w:color w:val="595959" w:themeColor="text1" w:themeTint="A6"/>
     </w:rPr>
   </w:style>
-  <w:style w:type="paragraph" w:styleId="146">
+  <w:style w:type="paragraph" w:styleId="834">
     <w:name w:val="Heading 8"/>
-    <w:basedOn w:val="664"/>
-    <w:next w:val="664"/>
-    <w:link w:val="157"/>
+    <w:basedOn w:val="886"/>
+    <w:next w:val="886"/>
+    <w:link w:val="844"/>
     <w:uiPriority w:val="9"/>
     <w:unhideWhenUsed/>
     <w:qFormat/>
@@ -31460,11 +31674,11 @@
       <w:color w:val="272727" w:themeColor="text1" w:themeTint="D8"/>
     </w:rPr>
   </w:style>
-  <w:style w:type="paragraph" w:styleId="147">
+  <w:style w:type="paragraph" w:styleId="835">
     <w:name w:val="Heading 9"/>
-    <w:basedOn w:val="664"/>
-    <w:next w:val="664"/>
-    <w:link w:val="158"/>
+    <w:basedOn w:val="886"/>
+    <w:next w:val="886"/>
+    <w:link w:val="845"/>
     <w:uiPriority w:val="9"/>
     <w:unhideWhenUsed/>
     <w:qFormat/>
@@ -31483,7 +31697,7 @@
       <w:color w:val="272727" w:themeColor="text1" w:themeTint="D8"/>
     </w:rPr>
   </w:style>
-  <w:style w:type="character" w:styleId="148" w:default="1">
+  <w:style w:type="character" w:styleId="836" w:default="1">
     <w:name w:val="Default Paragraph Font"/>
     <w:uiPriority w:val="1"/>
     <w:semiHidden/>
@@ -31494,10 +31708,10 @@
       <w:ind/>
     </w:pPr>
   </w:style>
-  <w:style w:type="character" w:styleId="150">
+  <w:style w:type="character" w:styleId="837">
     <w:name w:val="Heading 1 Char"/>
-    <w:basedOn w:val="148"/>
-    <w:link w:val="139"/>
+    <w:basedOn w:val="836"/>
+    <w:link w:val="827"/>
     <w:uiPriority w:val="9"/>
     <w:pPr>
       <w:pBdr/>
@@ -31511,10 +31725,10 @@
       <w:szCs w:val="40"/>
     </w:rPr>
   </w:style>
-  <w:style w:type="character" w:styleId="151">
+  <w:style w:type="character" w:styleId="838">
     <w:name w:val="Heading 2 Char"/>
-    <w:basedOn w:val="148"/>
-    <w:link w:val="140"/>
+    <w:basedOn w:val="836"/>
+    <w:link w:val="828"/>
     <w:uiPriority w:val="9"/>
     <w:pPr>
       <w:pBdr/>
@@ -31528,10 +31742,10 @@
       <w:szCs w:val="32"/>
     </w:rPr>
   </w:style>
-  <w:style w:type="character" w:styleId="152">
+  <w:style w:type="character" w:styleId="839">
     <w:name w:val="Heading 3 Char"/>
-    <w:basedOn w:val="148"/>
-    <w:link w:val="141"/>
+    <w:basedOn w:val="836"/>
+    <w:link w:val="829"/>
     <w:uiPriority w:val="9"/>
     <w:pPr>
       <w:pBdr/>
@@ -31545,10 +31759,10 @@
       <w:szCs w:val="28"/>
     </w:rPr>
   </w:style>
-  <w:style w:type="character" w:styleId="153">
+  <w:style w:type="character" w:styleId="840">
     <w:name w:val="Heading 4 Char"/>
-    <w:basedOn w:val="148"/>
-    <w:link w:val="142"/>
+    <w:basedOn w:val="836"/>
+    <w:link w:val="830"/>
     <w:uiPriority w:val="9"/>
     <w:pPr>
       <w:pBdr/>
@@ -31562,10 +31776,10 @@
       <w:color w:val="0f4761" w:themeColor="accent1" w:themeShade="BF"/>
     </w:rPr>
   </w:style>
-  <w:style w:type="character" w:styleId="154">
+  <w:style w:type="character" w:styleId="841">
     <w:name w:val="Heading 5 Char"/>
-    <w:basedOn w:val="148"/>
-    <w:link w:val="143"/>
+    <w:basedOn w:val="836"/>
+    <w:link w:val="831"/>
     <w:uiPriority w:val="9"/>
     <w:pPr>
       <w:pBdr/>
@@ -31577,10 +31791,10 @@
       <w:color w:val="0f4761" w:themeColor="accent1" w:themeShade="BF"/>
     </w:rPr>
   </w:style>
-  <w:style w:type="character" w:styleId="155">
+  <w:style w:type="character" w:styleId="842">
     <w:name w:val="Heading 6 Char"/>
-    <w:basedOn w:val="148"/>
-    <w:link w:val="144"/>
+    <w:basedOn w:val="836"/>
+    <w:link w:val="832"/>
     <w:uiPriority w:val="9"/>
     <w:pPr>
       <w:pBdr/>
@@ -31594,10 +31808,10 @@
       <w:color w:val="595959" w:themeColor="text1" w:themeTint="A6"/>
     </w:rPr>
   </w:style>
-  <w:style w:type="character" w:styleId="156">
+  <w:style w:type="character" w:styleId="843">
     <w:name w:val="Heading 7 Char"/>
-    <w:basedOn w:val="148"/>
-    <w:link w:val="145"/>
+    <w:basedOn w:val="836"/>
+    <w:link w:val="833"/>
     <w:uiPriority w:val="9"/>
     <w:pPr>
       <w:pBdr/>
@@ -31609,10 +31823,10 @@
       <w:color w:val="595959" w:themeColor="text1" w:themeTint="A6"/>
     </w:rPr>
   </w:style>
-  <w:style w:type="character" w:styleId="157">
+  <w:style w:type="character" w:styleId="844">
     <w:name w:val="Heading 8 Char"/>
-    <w:basedOn w:val="148"/>
-    <w:link w:val="146"/>
+    <w:basedOn w:val="836"/>
+    <w:link w:val="834"/>
     <w:uiPriority w:val="9"/>
     <w:pPr>
       <w:pBdr/>
@@ -31626,10 +31840,10 @@
       <w:color w:val="272727" w:themeColor="text1" w:themeTint="D8"/>
     </w:rPr>
   </w:style>
-  <w:style w:type="character" w:styleId="158">
+  <w:style w:type="character" w:styleId="845">
     <w:name w:val="Heading 9 Char"/>
-    <w:basedOn w:val="148"/>
-    <w:link w:val="147"/>
+    <w:basedOn w:val="836"/>
+    <w:link w:val="835"/>
     <w:uiPriority w:val="9"/>
     <w:pPr>
       <w:pBdr/>
@@ -31643,11 +31857,11 @@
       <w:color w:val="272727" w:themeColor="text1" w:themeTint="D8"/>
     </w:rPr>
   </w:style>
-  <w:style w:type="paragraph" w:styleId="159">
+  <w:style w:type="paragraph" w:styleId="846">
     <w:name w:val="Title"/>
-    <w:basedOn w:val="664"/>
-    <w:next w:val="664"/>
-    <w:link w:val="160"/>
+    <w:basedOn w:val="886"/>
+    <w:next w:val="886"/>
+    <w:link w:val="847"/>
     <w:uiPriority w:val="10"/>
     <w:qFormat/>
     <w:pPr>
@@ -31663,10 +31877,10 @@
       <w:szCs w:val="56"/>
     </w:rPr>
   </w:style>
-  <w:style w:type="character" w:styleId="160">
+  <w:style w:type="character" w:styleId="847">
     <w:name w:val="Title Char"/>
-    <w:basedOn w:val="148"/>
-    <w:link w:val="159"/>
+    <w:basedOn w:val="836"/>
+    <w:link w:val="846"/>
     <w:uiPriority w:val="10"/>
     <w:pPr>
       <w:pBdr/>
@@ -31680,11 +31894,11 @@
       <w:szCs w:val="56"/>
     </w:rPr>
   </w:style>
-  <w:style w:type="paragraph" w:styleId="161">
+  <w:style w:type="paragraph" w:styleId="848">
     <w:name w:val="Subtitle"/>
-    <w:basedOn w:val="664"/>
-    <w:next w:val="664"/>
-    <w:link w:val="162"/>
+    <w:basedOn w:val="886"/>
+    <w:next w:val="886"/>
+    <w:link w:val="849"/>
     <w:uiPriority w:val="11"/>
     <w:qFormat/>
     <w:pPr>
@@ -31702,10 +31916,10 @@
       <w:szCs w:val="28"/>
     </w:rPr>
   </w:style>
-  <w:style w:type="character" w:styleId="162">
+  <w:style w:type="character" w:styleId="849">
     <w:name w:val="Subtitle Char"/>
-    <w:basedOn w:val="148"/>
-    <w:link w:val="161"/>
+    <w:basedOn w:val="836"/>
+    <w:link w:val="848"/>
     <w:uiPriority w:val="11"/>
     <w:pPr>
       <w:pBdr/>
@@ -31719,11 +31933,11 @@
       <w:szCs w:val="28"/>
     </w:rPr>
   </w:style>
-  <w:style w:type="paragraph" w:styleId="163">
+  <w:style w:type="paragraph" w:styleId="850">
     <w:name w:val="Quote"/>
-    <w:basedOn w:val="664"/>
-    <w:next w:val="664"/>
-    <w:link w:val="164"/>
+    <w:basedOn w:val="886"/>
+    <w:next w:val="886"/>
+    <w:link w:val="851"/>
     <w:uiPriority w:val="29"/>
     <w:qFormat/>
     <w:pPr>
@@ -31738,10 +31952,10 @@
       <w:color w:val="404040" w:themeColor="text1" w:themeTint="BF"/>
     </w:rPr>
   </w:style>
-  <w:style w:type="character" w:styleId="164">
+  <w:style w:type="character" w:styleId="851">
     <w:name w:val="Quote Char"/>
-    <w:basedOn w:val="148"/>
-    <w:link w:val="163"/>
+    <w:basedOn w:val="836"/>
+    <w:link w:val="850"/>
     <w:uiPriority w:val="29"/>
     <w:pPr>
       <w:pBdr/>
@@ -31754,9 +31968,9 @@
       <w:color w:val="404040" w:themeColor="text1" w:themeTint="BF"/>
     </w:rPr>
   </w:style>
-  <w:style w:type="character" w:styleId="166">
+  <w:style w:type="character" w:styleId="852">
     <w:name w:val="Intense Emphasis"/>
-    <w:basedOn w:val="148"/>
+    <w:basedOn w:val="836"/>
     <w:uiPriority w:val="21"/>
     <w:qFormat/>
     <w:pPr>
@@ -31770,11 +31984,11 @@
       <w:color w:val="0f4761" w:themeColor="accent1" w:themeShade="BF"/>
     </w:rPr>
   </w:style>
-  <w:style w:type="paragraph" w:styleId="167">
+  <w:style w:type="paragraph" w:styleId="853">
     <w:name w:val="Intense Quote"/>
-    <w:basedOn w:val="664"/>
-    <w:next w:val="664"/>
-    <w:link w:val="168"/>
+    <w:basedOn w:val="886"/>
+    <w:next w:val="886"/>
+    <w:link w:val="854"/>
     <w:uiPriority w:val="30"/>
     <w:qFormat/>
     <w:pPr>
@@ -31792,10 +32006,10 @@
       <w:color w:val="0f4761" w:themeColor="accent1" w:themeShade="BF"/>
     </w:rPr>
   </w:style>
-  <w:style w:type="character" w:styleId="168">
+  <w:style w:type="character" w:styleId="854">
     <w:name w:val="Intense Quote Char"/>
-    <w:basedOn w:val="148"/>
-    <w:link w:val="167"/>
+    <w:basedOn w:val="836"/>
+    <w:link w:val="853"/>
     <w:uiPriority w:val="30"/>
     <w:pPr>
       <w:pBdr/>
@@ -31808,9 +32022,9 @@
       <w:color w:val="0f4761" w:themeColor="accent1" w:themeShade="BF"/>
     </w:rPr>
   </w:style>
-  <w:style w:type="character" w:styleId="169">
+  <w:style w:type="character" w:styleId="855">
     <w:name w:val="Intense Reference"/>
-    <w:basedOn w:val="148"/>
+    <w:basedOn w:val="836"/>
     <w:uiPriority w:val="32"/>
     <w:qFormat/>
     <w:pPr>
@@ -31826,9 +32040,9 @@
       <w:spacing w:val="5"/>
     </w:rPr>
   </w:style>
-  <w:style w:type="character" w:styleId="171">
+  <w:style w:type="character" w:styleId="856">
     <w:name w:val="Subtle Emphasis"/>
-    <w:basedOn w:val="148"/>
+    <w:basedOn w:val="836"/>
     <w:uiPriority w:val="19"/>
     <w:qFormat/>
     <w:pPr>
@@ -31842,9 +32056,9 @@
       <w:color w:val="404040" w:themeColor="text1" w:themeTint="BF"/>
     </w:rPr>
   </w:style>
-  <w:style w:type="character" w:styleId="172">
+  <w:style w:type="character" w:styleId="857">
     <w:name w:val="Emphasis"/>
-    <w:basedOn w:val="148"/>
+    <w:basedOn w:val="836"/>
     <w:uiPriority w:val="20"/>
     <w:qFormat/>
     <w:pPr>
@@ -31857,9 +32071,9 @@
       <w:iCs/>
     </w:rPr>
   </w:style>
-  <w:style w:type="character" w:styleId="173">
+  <w:style w:type="character" w:styleId="858">
     <w:name w:val="Strong"/>
-    <w:basedOn w:val="148"/>
+    <w:basedOn w:val="836"/>
     <w:uiPriority w:val="22"/>
     <w:qFormat/>
     <w:pPr>
@@ -31872,9 +32086,9 @@
       <w:bCs/>
     </w:rPr>
   </w:style>
-  <w:style w:type="character" w:styleId="174">
+  <w:style w:type="character" w:styleId="859">
     <w:name w:val="Subtle Reference"/>
-    <w:basedOn w:val="148"/>
+    <w:basedOn w:val="836"/>
     <w:uiPriority w:val="31"/>
     <w:qFormat/>
     <w:pPr>
@@ -31887,9 +32101,9 @@
       <w:color w:val="5a5a5a" w:themeColor="text1" w:themeTint="A5"/>
     </w:rPr>
   </w:style>
-  <w:style w:type="character" w:styleId="175">
+  <w:style w:type="character" w:styleId="860">
     <w:name w:val="Book Title"/>
-    <w:basedOn w:val="148"/>
+    <w:basedOn w:val="836"/>
     <w:uiPriority w:val="33"/>
     <w:qFormat/>
     <w:pPr>
@@ -31905,10 +32119,10 @@
       <w:spacing w:val="5"/>
     </w:rPr>
   </w:style>
-  <w:style w:type="paragraph" w:styleId="176">
+  <w:style w:type="paragraph" w:styleId="861">
     <w:name w:val="Header"/>
-    <w:basedOn w:val="664"/>
-    <w:link w:val="177"/>
+    <w:basedOn w:val="886"/>
+    <w:link w:val="862"/>
     <w:uiPriority w:val="99"/>
     <w:unhideWhenUsed/>
     <w:pPr>
@@ -31921,10 +32135,10 @@
       <w:ind/>
     </w:pPr>
   </w:style>
-  <w:style w:type="character" w:styleId="177">
+  <w:style w:type="character" w:styleId="862">
     <w:name w:val="Header Char"/>
-    <w:basedOn w:val="148"/>
-    <w:link w:val="176"/>
+    <w:basedOn w:val="836"/>
+    <w:link w:val="861"/>
     <w:uiPriority w:val="99"/>
     <w:pPr>
       <w:pBdr/>
@@ -31932,10 +32146,10 @@
       <w:ind/>
     </w:pPr>
   </w:style>
-  <w:style w:type="paragraph" w:styleId="178">
+  <w:style w:type="paragraph" w:styleId="863">
     <w:name w:val="Footer"/>
-    <w:basedOn w:val="664"/>
-    <w:link w:val="179"/>
+    <w:basedOn w:val="886"/>
+    <w:link w:val="864"/>
     <w:uiPriority w:val="99"/>
     <w:unhideWhenUsed/>
     <w:pPr>
@@ -31948,10 +32162,10 @@
       <w:ind/>
     </w:pPr>
   </w:style>
-  <w:style w:type="character" w:styleId="179">
+  <w:style w:type="character" w:styleId="864">
     <w:name w:val="Footer Char"/>
-    <w:basedOn w:val="148"/>
-    <w:link w:val="178"/>
+    <w:basedOn w:val="836"/>
+    <w:link w:val="863"/>
     <w:uiPriority w:val="99"/>
     <w:pPr>
       <w:pBdr/>
@@ -31959,10 +32173,10 @@
       <w:ind/>
     </w:pPr>
   </w:style>
-  <w:style w:type="paragraph" w:styleId="180">
+  <w:style w:type="paragraph" w:styleId="865">
     <w:name w:val="Caption"/>
-    <w:basedOn w:val="664"/>
-    <w:next w:val="664"/>
+    <w:basedOn w:val="886"/>
+    <w:next w:val="886"/>
     <w:uiPriority w:val="35"/>
     <w:unhideWhenUsed/>
     <w:qFormat/>
@@ -31979,10 +32193,10 @@
       <w:szCs w:val="18"/>
     </w:rPr>
   </w:style>
-  <w:style w:type="paragraph" w:styleId="181">
+  <w:style w:type="paragraph" w:styleId="866">
     <w:name w:val="footnote text"/>
-    <w:basedOn w:val="664"/>
-    <w:link w:val="182"/>
+    <w:basedOn w:val="886"/>
+    <w:link w:val="867"/>
     <w:uiPriority w:val="99"/>
     <w:semiHidden/>
     <w:unhideWhenUsed/>
@@ -31996,10 +32210,10 @@
       <w:szCs w:val="20"/>
     </w:rPr>
   </w:style>
-  <w:style w:type="character" w:styleId="182">
+  <w:style w:type="character" w:styleId="867">
     <w:name w:val="Footnote Text Char"/>
-    <w:basedOn w:val="148"/>
-    <w:link w:val="181"/>
+    <w:basedOn w:val="836"/>
+    <w:link w:val="866"/>
     <w:uiPriority w:val="99"/>
     <w:semiHidden/>
     <w:pPr>
@@ -32012,9 +32226,9 @@
       <w:szCs w:val="20"/>
     </w:rPr>
   </w:style>
-  <w:style w:type="character" w:styleId="183">
+  <w:style w:type="character" w:styleId="868">
     <w:name w:val="footnote reference"/>
-    <w:basedOn w:val="148"/>
+    <w:basedOn w:val="836"/>
     <w:uiPriority w:val="99"/>
     <w:semiHidden/>
     <w:unhideWhenUsed/>
@@ -32027,10 +32241,10 @@
       <w:vertAlign w:val="superscript"/>
     </w:rPr>
   </w:style>
-  <w:style w:type="paragraph" w:styleId="184">
+  <w:style w:type="paragraph" w:styleId="869">
     <w:name w:val="endnote text"/>
-    <w:basedOn w:val="664"/>
-    <w:link w:val="185"/>
+    <w:basedOn w:val="886"/>
+    <w:link w:val="870"/>
     <w:uiPriority w:val="99"/>
     <w:semiHidden/>
     <w:unhideWhenUsed/>
@@ -32044,10 +32258,10 @@
       <w:szCs w:val="20"/>
     </w:rPr>
   </w:style>
-  <w:style w:type="character" w:styleId="185">
+  <w:style w:type="character" w:styleId="870">
     <w:name w:val="Endnote Text Char"/>
-    <w:basedOn w:val="148"/>
-    <w:link w:val="184"/>
+    <w:basedOn w:val="836"/>
+    <w:link w:val="869"/>
     <w:uiPriority w:val="99"/>
     <w:semiHidden/>
     <w:pPr>
@@ -32060,9 +32274,9 @@
       <w:szCs w:val="20"/>
     </w:rPr>
   </w:style>
-  <w:style w:type="character" w:styleId="186">
+  <w:style w:type="character" w:styleId="871">
     <w:name w:val="endnote reference"/>
-    <w:basedOn w:val="148"/>
+    <w:basedOn w:val="836"/>
     <w:uiPriority w:val="99"/>
     <w:semiHidden/>
     <w:unhideWhenUsed/>
@@ -32075,9 +32289,9 @@
       <w:vertAlign w:val="superscript"/>
     </w:rPr>
   </w:style>
-  <w:style w:type="character" w:styleId="187">
+  <w:style w:type="character" w:styleId="872">
     <w:name w:val="Hyperlink"/>
-    <w:basedOn w:val="148"/>
+    <w:basedOn w:val="836"/>
     <w:uiPriority w:val="99"/>
     <w:unhideWhenUsed/>
     <w:pPr>
@@ -32090,9 +32304,9 @@
       <w:u w:val="single"/>
     </w:rPr>
   </w:style>
-  <w:style w:type="character" w:styleId="188">
+  <w:style w:type="character" w:styleId="873">
     <w:name w:val="FollowedHyperlink"/>
-    <w:basedOn w:val="148"/>
+    <w:basedOn w:val="836"/>
     <w:uiPriority w:val="99"/>
     <w:semiHidden/>
     <w:unhideWhenUsed/>
@@ -32106,10 +32320,10 @@
       <w:u w:val="single"/>
     </w:rPr>
   </w:style>
-  <w:style w:type="paragraph" w:styleId="189">
+  <w:style w:type="paragraph" w:styleId="874">
     <w:name w:val="toc 1"/>
-    <w:basedOn w:val="664"/>
-    <w:next w:val="664"/>
+    <w:basedOn w:val="886"/>
+    <w:next w:val="886"/>
     <w:uiPriority w:val="39"/>
     <w:unhideWhenUsed/>
     <w:pPr>
@@ -32118,10 +32332,10 @@
       <w:ind/>
     </w:pPr>
   </w:style>
-  <w:style w:type="paragraph" w:styleId="190">
+  <w:style w:type="paragraph" w:styleId="875">
     <w:name w:val="toc 2"/>
-    <w:basedOn w:val="664"/>
-    <w:next w:val="664"/>
+    <w:basedOn w:val="886"/>
+    <w:next w:val="886"/>
     <w:uiPriority w:val="39"/>
     <w:unhideWhenUsed/>
     <w:pPr>
@@ -32130,10 +32344,10 @@
       <w:ind w:left="220"/>
     </w:pPr>
   </w:style>
-  <w:style w:type="paragraph" w:styleId="191">
+  <w:style w:type="paragraph" w:styleId="876">
     <w:name w:val="toc 3"/>
-    <w:basedOn w:val="664"/>
-    <w:next w:val="664"/>
+    <w:basedOn w:val="886"/>
+    <w:next w:val="886"/>
     <w:uiPriority w:val="39"/>
     <w:unhideWhenUsed/>
     <w:pPr>
@@ -32142,10 +32356,10 @@
       <w:ind w:left="440"/>
     </w:pPr>
   </w:style>
-  <w:style w:type="paragraph" w:styleId="192">
+  <w:style w:type="paragraph" w:styleId="877">
     <w:name w:val="toc 4"/>
-    <w:basedOn w:val="664"/>
-    <w:next w:val="664"/>
+    <w:basedOn w:val="886"/>
+    <w:next w:val="886"/>
     <w:uiPriority w:val="39"/>
     <w:unhideWhenUsed/>
     <w:pPr>
@@ -32154,10 +32368,10 @@
       <w:ind w:left="660"/>
     </w:pPr>
   </w:style>
-  <w:style w:type="paragraph" w:styleId="193">
+  <w:style w:type="paragraph" w:styleId="878">
     <w:name w:val="toc 5"/>
-    <w:basedOn w:val="664"/>
-    <w:next w:val="664"/>
+    <w:basedOn w:val="886"/>
+    <w:next w:val="886"/>
     <w:uiPriority w:val="39"/>
     <w:unhideWhenUsed/>
     <w:pPr>
@@ -32166,10 +32380,10 @@
       <w:ind w:left="880"/>
     </w:pPr>
   </w:style>
-  <w:style w:type="paragraph" w:styleId="194">
+  <w:style w:type="paragraph" w:styleId="879">
     <w:name w:val="toc 6"/>
-    <w:basedOn w:val="664"/>
-    <w:next w:val="664"/>
+    <w:basedOn w:val="886"/>
+    <w:next w:val="886"/>
     <w:uiPriority w:val="39"/>
     <w:unhideWhenUsed/>
     <w:pPr>
@@ -32178,10 +32392,10 @@
       <w:ind w:left="1100"/>
     </w:pPr>
   </w:style>
-  <w:style w:type="paragraph" w:styleId="195">
+  <w:style w:type="paragraph" w:styleId="880">
     <w:name w:val="toc 7"/>
-    <w:basedOn w:val="664"/>
-    <w:next w:val="664"/>
+    <w:basedOn w:val="886"/>
+    <w:next w:val="886"/>
     <w:uiPriority w:val="39"/>
     <w:unhideWhenUsed/>
     <w:pPr>
@@ -32190,10 +32404,10 @@
       <w:ind w:left="1320"/>
     </w:pPr>
   </w:style>
-  <w:style w:type="paragraph" w:styleId="196">
+  <w:style w:type="paragraph" w:styleId="881">
     <w:name w:val="toc 8"/>
-    <w:basedOn w:val="664"/>
-    <w:next w:val="664"/>
+    <w:basedOn w:val="886"/>
+    <w:next w:val="886"/>
     <w:uiPriority w:val="39"/>
     <w:unhideWhenUsed/>
     <w:pPr>
@@ -32202,10 +32416,10 @@
       <w:ind w:left="1540"/>
     </w:pPr>
   </w:style>
-  <w:style w:type="paragraph" w:styleId="197">
+  <w:style w:type="paragraph" w:styleId="882">
     <w:name w:val="toc 9"/>
-    <w:basedOn w:val="664"/>
-    <w:next w:val="664"/>
+    <w:basedOn w:val="886"/>
+    <w:next w:val="886"/>
     <w:uiPriority w:val="39"/>
     <w:unhideWhenUsed/>
     <w:pPr>
@@ -32214,9 +32428,9 @@
       <w:ind w:left="1760"/>
     </w:pPr>
   </w:style>
-  <w:style w:type="character" w:styleId="198">
+  <w:style w:type="character" w:styleId="883">
     <w:name w:val="Placeholder Text"/>
-    <w:basedOn w:val="148"/>
+    <w:basedOn w:val="836"/>
     <w:uiPriority w:val="99"/>
     <w:semiHidden/>
     <w:pPr>
@@ -32228,7 +32442,7 @@
       <w:color w:val="666666"/>
     </w:rPr>
   </w:style>
-  <w:style w:type="paragraph" w:styleId="208">
+  <w:style w:type="paragraph" w:styleId="884">
     <w:name w:val="TOC Heading"/>
     <w:uiPriority w:val="39"/>
     <w:unhideWhenUsed/>
@@ -32238,10 +32452,10 @@
       <w:ind/>
     </w:pPr>
   </w:style>
-  <w:style w:type="paragraph" w:styleId="209">
+  <w:style w:type="paragraph" w:styleId="885">
     <w:name w:val="table of figures"/>
-    <w:basedOn w:val="664"/>
-    <w:next w:val="664"/>
+    <w:basedOn w:val="886"/>
+    <w:next w:val="886"/>
     <w:uiPriority w:val="99"/>
     <w:unhideWhenUsed/>
     <w:pPr>
@@ -32250,7 +32464,7 @@
       <w:ind/>
     </w:pPr>
   </w:style>
-  <w:style w:type="paragraph" w:styleId="664" w:default="1">
+  <w:style w:type="paragraph" w:styleId="886" w:default="1">
     <w:name w:val="Normal"/>
     <w:qFormat/>
     <w:pPr>
@@ -32259,7 +32473,7 @@
       <w:ind/>
     </w:pPr>
   </w:style>
-  <w:style w:type="table" w:styleId="665" w:default="1">
+  <w:style w:type="table" w:styleId="887" w:default="1">
     <w:name w:val="Normal Table"/>
     <w:uiPriority w:val="99"/>
     <w:semiHidden/>
@@ -32452,7 +32666,7 @@
       </w:tcPr>
     </w:tblStylePr>
   </w:style>
-  <w:style w:type="numbering" w:styleId="666" w:default="1">
+  <w:style w:type="numbering" w:styleId="888" w:default="1">
     <w:name w:val="No List"/>
     <w:uiPriority w:val="99"/>
     <w:semiHidden/>
@@ -32463,9 +32677,9 @@
       <w:ind/>
     </w:pPr>
   </w:style>
-  <w:style w:type="paragraph" w:styleId="667">
+  <w:style w:type="paragraph" w:styleId="889">
     <w:name w:val="No Spacing"/>
-    <w:basedOn w:val="664"/>
+    <w:basedOn w:val="886"/>
     <w:uiPriority w:val="1"/>
     <w:qFormat/>
     <w:pPr>
@@ -32474,9 +32688,9 @@
       <w:ind/>
     </w:pPr>
   </w:style>
-  <w:style w:type="paragraph" w:styleId="668">
+  <w:style w:type="paragraph" w:styleId="890">
     <w:name w:val="List Paragraph"/>
-    <w:basedOn w:val="664"/>
+    <w:basedOn w:val="886"/>
     <w:uiPriority w:val="34"/>
     <w:qFormat/>
     <w:pPr>
